--- a/Resultados_Pruebas_ComproYa.docx
+++ b/Resultados_Pruebas_ComproYa.docx
@@ -6528,15 +6528,7 @@
         <w:pStyle w:val="Heading1"/>
       </w:pPr>
       <w:r>
-        <w:t xml:space="preserve">9.2 Pruebas de unidad — prueba basada en estado</w:t>
-      </w:r>
-    </w:p>
-    <w:p>
-      <w:pPr>
-        <w:pStyle w:val="Heading1"/>
-      </w:pPr>
-      <w:r>
-        <w:t xml:space="preserve">CASO DE PRUEBA No. PE-01</w:t>
+        <w:t>CASO DE PRUEBA No. PR-10</w:t>
       </w:r>
     </w:p>
     <w:tbl>
@@ -6609,7 +6601,7 @@
           </w:tcPr>
           <w:p>
             <w:r>
-              <w:t xml:space="preserve">PE-01</w:t>
+              <w:t>PR-10</w:t>
             </w:r>
           </w:p>
         </w:tc>
@@ -6663,7 +6655,7 @@
           </w:tcPr>
           <w:p>
             <w:r>
-              <w:t xml:space="preserve">2026-09-17</w:t>
+              <w:t>2026-09-22</w:t>
             </w:r>
           </w:p>
         </w:tc>
@@ -6690,7 +6682,7 @@
           </w:tcPr>
           <w:p>
             <w:r>
-              <w:t xml:space="preserve">Caso de Uso 1 (CU-05)</w:t>
+              <w:t>Caso de Uso 2 (CU-16)</w:t>
             </w:r>
           </w:p>
         </w:tc>
@@ -6717,7 +6709,7 @@
           </w:tcPr>
           <w:p>
             <w:r>
-              <w:t xml:space="preserve">1.2 Cuenta Digital</w:t>
+              <w:t xml:space="preserve">1.5 Pago</w:t>
             </w:r>
           </w:p>
         </w:tc>
@@ -6744,7 +6736,7 @@
           </w:tcPr>
           <w:p>
             <w:r>
-              <w:t xml:space="preserve">Prueba basada en estado: Consentimiento Pendiente + otorgar() -&gt; Activo.</w:t>
+              <w:t>Verificar que, cuando la pasarela de débito bancario notifica una confirmación exitosa dentro del plazo, el pago quede confirmado y el pedido pase a Pagado — la única ruta independiente del diagrama de actividad del Caso de Uso 2 que no tenía ficha propia (PR-09 ya cubre el camino de fallo de débito bancario).</w:t>
             </w:r>
           </w:p>
         </w:tc>
@@ -6798,7 +6790,7 @@
     </w:p>
     <w:p>
       <w:r>
-        <w:t xml:space="preserve">Consentimiento en estado Pendiente (recién creado al registrar el cliente).</w:t>
+        <w:t>Pedido confirmado con reserva de unidades exitosa; intento de pago con débito bancario ya iniciado (PagoConDebitoBancario.procesar() / PagoService.crearIntentoDebito()), dentro del plazo de 30 minutos.</w:t>
       </w:r>
     </w:p>
     <w:p>
@@ -6812,7 +6804,7 @@
     </w:p>
     <w:p>
       <w:r>
-        <w:t xml:space="preserve">1. GestorDeConsentimiento.otorgarConsentimiento(customerId).</w:t>
+        <w:t>1. PagoService.notificarDebito(orderId, true) — equivalente a la notificación real de confirmación que entrega la pasarela de débito bancario simulada (CU-16, paso 2).</w:t>
       </w:r>
     </w:p>
     <w:p>
@@ -6966,28 +6958,28 @@
         <w:tc>
           <w:p>
             <w:r>
-              <w:t xml:space="preserve">Consentimiento.status (inicial)</w:t>
-            </w:r>
-          </w:p>
-        </w:tc>
-        <w:tc>
-          <w:p>
-            <w:r>
-              <w:t xml:space="preserve">PENDIENTE</w:t>
-            </w:r>
-          </w:p>
-        </w:tc>
-        <w:tc>
-          <w:p>
-            <w:r>
-              <w:t xml:space="preserve">Correcto</w:t>
-            </w:r>
-          </w:p>
-        </w:tc>
-        <w:tc>
-          <w:p>
-            <w:r>
-              <w:t xml:space="preserve">Tras otorgar(): ACTIVO</w:t>
+              <w:t>notificarDebito(orderId, exitoso)</w:t>
+            </w:r>
+          </w:p>
+        </w:tc>
+        <w:tc>
+          <w:p>
+            <w:r>
+              <w:t>exitoso = true</w:t>
+            </w:r>
+          </w:p>
+        </w:tc>
+        <w:tc>
+          <w:p>
+            <w:r>
+              <w:t>Correcto</w:t>
+            </w:r>
+          </w:p>
+        </w:tc>
+        <w:tc>
+          <w:p>
+            <w:r>
+              <w:t>Pago.status = CONFIRMED; Pedido.status = PAID</w:t>
             </w:r>
           </w:p>
         </w:tc>
@@ -6997,7 +6989,7 @@
           </w:tcPr>
           <w:p>
             <w:r>
-              <w:t xml:space="preserve">X</w:t>
+              <w:t>X</w:t>
             </w:r>
           </w:p>
         </w:tc>
@@ -7006,15 +6998,13 @@
             <w:vAlign w:val="center"/>
           </w:tcPr>
           <w:p>
-            <w:r>
-              <w:t xml:space="preserve"/>
-            </w:r>
-          </w:p>
-        </w:tc>
-        <w:tc>
-          <w:p>
-            <w:r>
-              <w:t xml:space="preserve">ACTIVO</w:t>
+            <w:r/>
+          </w:p>
+        </w:tc>
+        <w:tc>
+          <w:p>
+            <w:r>
+              <w:t>CONFIRMED; PAID</w:t>
             </w:r>
           </w:p>
         </w:tc>
@@ -7036,7 +7026,7 @@
     </w:p>
     <w:p>
       <w:r>
-        <w:t xml:space="preserve">El registro de Consent en base de datos queda con status = ACTIVO.</w:t>
+        <w:t>El comprobante queda disponible para emitirse (CU-17), igual que en el camino de éxito con tarjeta (PR-08) pero por la ruta de débito bancario.</w:t>
       </w:r>
     </w:p>
     <w:p>
@@ -7128,7 +7118,7 @@
         <w:tc>
           <w:p>
             <w:r>
-              <w:t xml:space="preserve">Ninguno.</w:t>
+              <w:t>Ninguno. Esta ruta ya estaba implementada y probada desde la entrega del 2026-09-17 (pago.service.spec.ts); se promueve aquí a ficha formal, sin código nuevo, para completar las 10 pruebas de ruta.</w:t>
             </w:r>
           </w:p>
         </w:tc>
@@ -7179,7 +7169,7 @@
         <w:tc>
           <w:p>
             <w:r>
-              <w:t xml:space="preserve">backend/src/cuenta/dominio/gestor-de-consentimiento.spec.ts. Estados confirmados en Figura 6 del documento de diseño UML. Evidencia: Anexo A.</w:t>
+              <w:t>backend/src/pago/pago.service.spec.ts, it("CU-16: la notificación de débito bancario exitosa confirma el pago"). Evidencia: Anexo A (misma captura; la línea de este caso ya estaba visible desde la entrega anterior).</w:t>
             </w:r>
           </w:p>
         </w:tc>
@@ -7196,7 +7186,7 @@
           </w:p>
           <w:p>
             <w:r>
-              <w:t xml:space="preserve">Fecha: 2026-09-17</w:t>
+              <w:t>Fecha: 2026-09-22</w:t>
             </w:r>
           </w:p>
         </w:tc>
@@ -7212,7 +7202,15 @@
         <w:pStyle w:val="Heading1"/>
       </w:pPr>
       <w:r>
-        <w:t xml:space="preserve">CASO DE PRUEBA No. PE-02</w:t>
+        <w:t xml:space="preserve">9.2 Pruebas de unidad — prueba basada en estado</w:t>
+      </w:r>
+    </w:p>
+    <w:p>
+      <w:pPr>
+        <w:pStyle w:val="Heading1"/>
+      </w:pPr>
+      <w:r>
+        <w:t xml:space="preserve">CASO DE PRUEBA No. PE-01</w:t>
       </w:r>
     </w:p>
     <w:tbl>
@@ -7285,7 +7283,7 @@
           </w:tcPr>
           <w:p>
             <w:r>
-              <w:t xml:space="preserve">PE-02</w:t>
+              <w:t xml:space="preserve">PE-01</w:t>
             </w:r>
           </w:p>
         </w:tc>
@@ -7420,7 +7418,7 @@
           </w:tcPr>
           <w:p>
             <w:r>
-              <w:t xml:space="preserve">Prueba basada en estado: Consentimiento Activo + revocar() -&gt; Revocado.</w:t>
+              <w:t xml:space="preserve">Prueba basada en estado: Consentimiento Pendiente + otorgar() -&gt; Activo.</w:t>
             </w:r>
           </w:p>
         </w:tc>
@@ -7474,7 +7472,7 @@
     </w:p>
     <w:p>
       <w:r>
-        <w:t xml:space="preserve">Consentimiento en estado Activo.</w:t>
+        <w:t xml:space="preserve">Consentimiento en estado Pendiente (recién creado al registrar el cliente).</w:t>
       </w:r>
     </w:p>
     <w:p>
@@ -7488,7 +7486,7 @@
     </w:p>
     <w:p>
       <w:r>
-        <w:t xml:space="preserve">1. GestorDeConsentimiento.revocarConsentimiento(customerId).</w:t>
+        <w:t xml:space="preserve">1. GestorDeConsentimiento.otorgarConsentimiento(customerId).</w:t>
       </w:r>
     </w:p>
     <w:p>
@@ -7649,48 +7647,48 @@
         <w:tc>
           <w:p>
             <w:r>
+              <w:t xml:space="preserve">PENDIENTE</w:t>
+            </w:r>
+          </w:p>
+        </w:tc>
+        <w:tc>
+          <w:p>
+            <w:r>
+              <w:t xml:space="preserve">Correcto</w:t>
+            </w:r>
+          </w:p>
+        </w:tc>
+        <w:tc>
+          <w:p>
+            <w:r>
+              <w:t xml:space="preserve">Tras otorgar(): ACTIVO</w:t>
+            </w:r>
+          </w:p>
+        </w:tc>
+        <w:tc>
+          <w:tcPr>
+            <w:vAlign w:val="center"/>
+          </w:tcPr>
+          <w:p>
+            <w:r>
+              <w:t xml:space="preserve">X</w:t>
+            </w:r>
+          </w:p>
+        </w:tc>
+        <w:tc>
+          <w:tcPr>
+            <w:vAlign w:val="center"/>
+          </w:tcPr>
+          <w:p>
+            <w:r>
+              <w:t xml:space="preserve"/>
+            </w:r>
+          </w:p>
+        </w:tc>
+        <w:tc>
+          <w:p>
+            <w:r>
               <w:t xml:space="preserve">ACTIVO</w:t>
-            </w:r>
-          </w:p>
-        </w:tc>
-        <w:tc>
-          <w:p>
-            <w:r>
-              <w:t xml:space="preserve">Correcto</w:t>
-            </w:r>
-          </w:p>
-        </w:tc>
-        <w:tc>
-          <w:p>
-            <w:r>
-              <w:t xml:space="preserve">Tras revocar(): REVOCADO</w:t>
-            </w:r>
-          </w:p>
-        </w:tc>
-        <w:tc>
-          <w:tcPr>
-            <w:vAlign w:val="center"/>
-          </w:tcPr>
-          <w:p>
-            <w:r>
-              <w:t xml:space="preserve">X</w:t>
-            </w:r>
-          </w:p>
-        </w:tc>
-        <w:tc>
-          <w:tcPr>
-            <w:vAlign w:val="center"/>
-          </w:tcPr>
-          <w:p>
-            <w:r>
-              <w:t xml:space="preserve"/>
-            </w:r>
-          </w:p>
-        </w:tc>
-        <w:tc>
-          <w:p>
-            <w:r>
-              <w:t xml:space="preserve">REVOCADO</w:t>
             </w:r>
           </w:p>
         </w:tc>
@@ -7712,7 +7710,7 @@
     </w:p>
     <w:p>
       <w:r>
-        <w:t xml:space="preserve">El registro de Consent queda con status = REVOCADO.</w:t>
+        <w:t xml:space="preserve">El registro de Consent en base de datos queda con status = ACTIVO.</w:t>
       </w:r>
     </w:p>
     <w:p>
@@ -7855,7 +7853,7 @@
         <w:tc>
           <w:p>
             <w:r>
-              <w:t xml:space="preserve">backend/src/cuenta/dominio/gestor-de-consentimiento.spec.ts. Evidencia: Anexo A.</w:t>
+              <w:t xml:space="preserve">backend/src/cuenta/dominio/gestor-de-consentimiento.spec.ts. Estados confirmados en Figura 6 del documento de diseño UML. Evidencia: Anexo A.</w:t>
             </w:r>
           </w:p>
         </w:tc>
@@ -7888,7 +7886,7 @@
         <w:pStyle w:val="Heading1"/>
       </w:pPr>
       <w:r>
-        <w:t xml:space="preserve">CASO DE PRUEBA No. PE-03</w:t>
+        <w:t xml:space="preserve">CASO DE PRUEBA No. PE-02</w:t>
       </w:r>
     </w:p>
     <w:tbl>
@@ -7961,7 +7959,7 @@
           </w:tcPr>
           <w:p>
             <w:r>
-              <w:t xml:space="preserve">PE-03</w:t>
+              <w:t xml:space="preserve">PE-02</w:t>
             </w:r>
           </w:p>
         </w:tc>
@@ -8042,7 +8040,7 @@
           </w:tcPr>
           <w:p>
             <w:r>
-              <w:t xml:space="preserve">Caso de Uso 1 (CU-05, RN-11)</w:t>
+              <w:t xml:space="preserve">Caso de Uso 1 (CU-05)</w:t>
             </w:r>
           </w:p>
         </w:tc>
@@ -8096,7 +8094,7 @@
           </w:tcPr>
           <w:p>
             <w:r>
-              <w:t xml:space="preserve">Prueba basada en estado: Consentimiento Revocado + ejecutar supresión dentro de 72h -&gt; Suprimido.</w:t>
+              <w:t xml:space="preserve">Prueba basada en estado: Consentimiento Activo + revocar() -&gt; Revocado.</w:t>
             </w:r>
           </w:p>
         </w:tc>
@@ -8150,7 +8148,7 @@
     </w:p>
     <w:p>
       <w:r>
-        <w:t xml:space="preserve">Consentimiento en estado Revocado.</w:t>
+        <w:t xml:space="preserve">Consentimiento en estado Activo.</w:t>
       </w:r>
     </w:p>
     <w:p>
@@ -8164,12 +8162,7 @@
     </w:p>
     <w:p>
       <w:r>
-        <w:t xml:space="preserve">1. GestorDeConsentimiento.solicitarSupresion(customerId).</w:t>
-      </w:r>
-    </w:p>
-    <w:p>
-      <w:r>
-        <w:t xml:space="preserve">2. GestorDeConsentimiento.ejecutarSupresionesPendientes() dentro de las 72 horas.</w:t>
+        <w:t xml:space="preserve">1. GestorDeConsentimiento.revocarConsentimiento(customerId).</w:t>
       </w:r>
     </w:p>
     <w:p>
@@ -8330,48 +8323,48 @@
         <w:tc>
           <w:p>
             <w:r>
+              <w:t xml:space="preserve">ACTIVO</w:t>
+            </w:r>
+          </w:p>
+        </w:tc>
+        <w:tc>
+          <w:p>
+            <w:r>
+              <w:t xml:space="preserve">Correcto</w:t>
+            </w:r>
+          </w:p>
+        </w:tc>
+        <w:tc>
+          <w:p>
+            <w:r>
+              <w:t xml:space="preserve">Tras revocar(): REVOCADO</w:t>
+            </w:r>
+          </w:p>
+        </w:tc>
+        <w:tc>
+          <w:tcPr>
+            <w:vAlign w:val="center"/>
+          </w:tcPr>
+          <w:p>
+            <w:r>
+              <w:t xml:space="preserve">X</w:t>
+            </w:r>
+          </w:p>
+        </w:tc>
+        <w:tc>
+          <w:tcPr>
+            <w:vAlign w:val="center"/>
+          </w:tcPr>
+          <w:p>
+            <w:r>
+              <w:t xml:space="preserve"/>
+            </w:r>
+          </w:p>
+        </w:tc>
+        <w:tc>
+          <w:p>
+            <w:r>
               <w:t xml:space="preserve">REVOCADO</w:t>
-            </w:r>
-          </w:p>
-        </w:tc>
-        <w:tc>
-          <w:p>
-            <w:r>
-              <w:t xml:space="preserve">Correcto</w:t>
-            </w:r>
-          </w:p>
-        </w:tc>
-        <w:tc>
-          <w:p>
-            <w:r>
-              <w:t xml:space="preserve">Tras ejecutar la supresión: SUPRIMIDO</w:t>
-            </w:r>
-          </w:p>
-        </w:tc>
-        <w:tc>
-          <w:tcPr>
-            <w:vAlign w:val="center"/>
-          </w:tcPr>
-          <w:p>
-            <w:r>
-              <w:t xml:space="preserve">X</w:t>
-            </w:r>
-          </w:p>
-        </w:tc>
-        <w:tc>
-          <w:tcPr>
-            <w:vAlign w:val="center"/>
-          </w:tcPr>
-          <w:p>
-            <w:r>
-              <w:t xml:space="preserve"/>
-            </w:r>
-          </w:p>
-        </w:tc>
-        <w:tc>
-          <w:p>
-            <w:r>
-              <w:t xml:space="preserve">SUPRIMIDO</w:t>
             </w:r>
           </w:p>
         </w:tc>
@@ -8393,7 +8386,7 @@
     </w:p>
     <w:p>
       <w:r>
-        <w:t xml:space="preserve">SolicitudSupresion.estaDentroDePlazo() = true; Consent.status = SUPRIMIDO.</w:t>
+        <w:t xml:space="preserve">El registro de Consent queda con status = REVOCADO.</w:t>
       </w:r>
     </w:p>
     <w:p>
@@ -8569,7 +8562,7 @@
         <w:pStyle w:val="Heading1"/>
       </w:pPr>
       <w:r>
-        <w:t xml:space="preserve">CASO DE PRUEBA No. PE-04</w:t>
+        <w:t xml:space="preserve">CASO DE PRUEBA No. PE-03</w:t>
       </w:r>
     </w:p>
     <w:tbl>
@@ -8642,7 +8635,7 @@
           </w:tcPr>
           <w:p>
             <w:r>
-              <w:t xml:space="preserve">PE-04</w:t>
+              <w:t xml:space="preserve">PE-03</w:t>
             </w:r>
           </w:p>
         </w:tc>
@@ -8777,7 +8770,7 @@
           </w:tcPr>
           <w:p>
             <w:r>
-              <w:t xml:space="preserve">Prueba basada en estado: Consentimiento Activo + solicitud directa de supresión dentro de 72h -&gt; Suprimido.</w:t>
+              <w:t xml:space="preserve">Prueba basada en estado: Consentimiento Revocado + ejecutar supresión dentro de 72h -&gt; Suprimido.</w:t>
             </w:r>
           </w:p>
         </w:tc>
@@ -8831,7 +8824,7 @@
     </w:p>
     <w:p>
       <w:r>
-        <w:t xml:space="preserve">Consentimiento en estado Activo.</w:t>
+        <w:t xml:space="preserve">Consentimiento en estado Revocado.</w:t>
       </w:r>
     </w:p>
     <w:p>
@@ -8845,12 +8838,12 @@
     </w:p>
     <w:p>
       <w:r>
-        <w:t xml:space="preserve">1. GestorDeConsentimiento.solicitarSupresion(customerId), sin pasar antes por Revocado.</w:t>
-      </w:r>
-    </w:p>
-    <w:p>
-      <w:r>
-        <w:t xml:space="preserve">2. ejecutarSupresionesPendientes().</w:t>
+        <w:t xml:space="preserve">1. GestorDeConsentimiento.solicitarSupresion(customerId).</w:t>
+      </w:r>
+    </w:p>
+    <w:p>
+      <w:r>
+        <w:t xml:space="preserve">2. GestorDeConsentimiento.ejecutarSupresionesPendientes() dentro de las 72 horas.</w:t>
       </w:r>
     </w:p>
     <w:p>
@@ -9011,7 +9004,7 @@
         <w:tc>
           <w:p>
             <w:r>
-              <w:t xml:space="preserve">ACTIVO</w:t>
+              <w:t xml:space="preserve">REVOCADO</w:t>
             </w:r>
           </w:p>
         </w:tc>
@@ -9074,7 +9067,7 @@
     </w:p>
     <w:p>
       <w:r>
-        <w:t xml:space="preserve">Consent.status = SUPRIMIDO, sin pasar por REVOCADO.</w:t>
+        <w:t xml:space="preserve">SolicitudSupresion.estaDentroDePlazo() = true; Consent.status = SUPRIMIDO.</w:t>
       </w:r>
     </w:p>
     <w:p>
@@ -9250,7 +9243,7 @@
         <w:pStyle w:val="Heading1"/>
       </w:pPr>
       <w:r>
-        <w:t xml:space="preserve">CASO DE PRUEBA No. PE-05</w:t>
+        <w:t xml:space="preserve">CASO DE PRUEBA No. PE-04</w:t>
       </w:r>
     </w:p>
     <w:tbl>
@@ -9323,7 +9316,7 @@
           </w:tcPr>
           <w:p>
             <w:r>
-              <w:t xml:space="preserve">PE-05</w:t>
+              <w:t xml:space="preserve">PE-04</w:t>
             </w:r>
           </w:p>
         </w:tc>
@@ -9404,7 +9397,7 @@
           </w:tcPr>
           <w:p>
             <w:r>
-              <w:t xml:space="preserve">Caso de Uso 1 (CU-05)</w:t>
+              <w:t xml:space="preserve">Caso de Uso 1 (CU-05, RN-11)</w:t>
             </w:r>
           </w:p>
         </w:tc>
@@ -9458,7 +9451,7 @@
           </w:tcPr>
           <w:p>
             <w:r>
-              <w:t xml:space="preserve">Prueba basada en estado: Consentimiento Suprimido (terminal) + otorgar() — transición no declarada — el sistema debe rechazar, sin cambio de estado.</w:t>
+              <w:t xml:space="preserve">Prueba basada en estado: Consentimiento Activo + solicitud directa de supresión dentro de 72h -&gt; Suprimido.</w:t>
             </w:r>
           </w:p>
         </w:tc>
@@ -9512,7 +9505,7 @@
     </w:p>
     <w:p>
       <w:r>
-        <w:t xml:space="preserve">Consentimiento en estado Suprimido (terminal).</w:t>
+        <w:t xml:space="preserve">Consentimiento en estado Activo.</w:t>
       </w:r>
     </w:p>
     <w:p>
@@ -9526,7 +9519,12 @@
     </w:p>
     <w:p>
       <w:r>
-        <w:t xml:space="preserve">1. GestorDeConsentimiento.otorgarConsentimiento(customerId).</w:t>
+        <w:t xml:space="preserve">1. GestorDeConsentimiento.solicitarSupresion(customerId), sin pasar antes por Revocado.</w:t>
+      </w:r>
+    </w:p>
+    <w:p>
+      <w:r>
+        <w:t xml:space="preserve">2. ejecutarSupresionesPendientes().</w:t>
       </w:r>
     </w:p>
     <w:p>
@@ -9687,48 +9685,48 @@
         <w:tc>
           <w:p>
             <w:r>
+              <w:t xml:space="preserve">ACTIVO</w:t>
+            </w:r>
+          </w:p>
+        </w:tc>
+        <w:tc>
+          <w:p>
+            <w:r>
+              <w:t xml:space="preserve">Correcto</w:t>
+            </w:r>
+          </w:p>
+        </w:tc>
+        <w:tc>
+          <w:p>
+            <w:r>
+              <w:t xml:space="preserve">Tras ejecutar la supresión: SUPRIMIDO</w:t>
+            </w:r>
+          </w:p>
+        </w:tc>
+        <w:tc>
+          <w:tcPr>
+            <w:vAlign w:val="center"/>
+          </w:tcPr>
+          <w:p>
+            <w:r>
+              <w:t xml:space="preserve">X</w:t>
+            </w:r>
+          </w:p>
+        </w:tc>
+        <w:tc>
+          <w:tcPr>
+            <w:vAlign w:val="center"/>
+          </w:tcPr>
+          <w:p>
+            <w:r>
+              <w:t xml:space="preserve"/>
+            </w:r>
+          </w:p>
+        </w:tc>
+        <w:tc>
+          <w:p>
+            <w:r>
               <w:t xml:space="preserve">SUPRIMIDO</w:t>
-            </w:r>
-          </w:p>
-        </w:tc>
-        <w:tc>
-          <w:p>
-            <w:r>
-              <w:t xml:space="preserve">Incorrecto (transición no declarada)</w:t>
-            </w:r>
-          </w:p>
-        </w:tc>
-        <w:tc>
-          <w:p>
-            <w:r>
-              <w:t xml:space="preserve">Rechaza la operación; el estado no cambia</w:t>
-            </w:r>
-          </w:p>
-        </w:tc>
-        <w:tc>
-          <w:tcPr>
-            <w:vAlign w:val="center"/>
-          </w:tcPr>
-          <w:p>
-            <w:r>
-              <w:t xml:space="preserve">X</w:t>
-            </w:r>
-          </w:p>
-        </w:tc>
-        <w:tc>
-          <w:tcPr>
-            <w:vAlign w:val="center"/>
-          </w:tcPr>
-          <w:p>
-            <w:r>
-              <w:t xml:space="preserve"/>
-            </w:r>
-          </w:p>
-        </w:tc>
-        <w:tc>
-          <w:p>
-            <w:r>
-              <w:t xml:space="preserve">ConflictException "No se puede otorgar ni revocar un consentimiento ya suprimido"; status permanece SUPRIMIDO</w:t>
             </w:r>
           </w:p>
         </w:tc>
@@ -9750,7 +9748,7 @@
     </w:p>
     <w:p>
       <w:r>
-        <w:t xml:space="preserve">Consent.status permanece SUPRIMIDO tras el intento.</w:t>
+        <w:t xml:space="preserve">Consent.status = SUPRIMIDO, sin pasar por REVOCADO.</w:t>
       </w:r>
     </w:p>
     <w:p>
@@ -9926,7 +9924,7 @@
         <w:pStyle w:val="Heading1"/>
       </w:pPr>
       <w:r>
-        <w:t xml:space="preserve">CASO DE PRUEBA No. PE-06</w:t>
+        <w:t xml:space="preserve">CASO DE PRUEBA No. PE-05</w:t>
       </w:r>
     </w:p>
     <w:tbl>
@@ -9999,7 +9997,7 @@
           </w:tcPr>
           <w:p>
             <w:r>
-              <w:t xml:space="preserve">PE-06</w:t>
+              <w:t xml:space="preserve">PE-05</w:t>
             </w:r>
           </w:p>
         </w:tc>
@@ -10080,7 +10078,7 @@
           </w:tcPr>
           <w:p>
             <w:r>
-              <w:t xml:space="preserve">Caso de Uso 2 (CU-15, CU-17)</w:t>
+              <w:t xml:space="preserve">Caso de Uso 1 (CU-05)</w:t>
             </w:r>
           </w:p>
         </w:tc>
@@ -10107,7 +10105,7 @@
           </w:tcPr>
           <w:p>
             <w:r>
-              <w:t xml:space="preserve">1.5 Pago</w:t>
+              <w:t xml:space="preserve">1.2 Cuenta Digital</w:t>
             </w:r>
           </w:p>
         </w:tc>
@@ -10134,7 +10132,7 @@
           </w:tcPr>
           <w:p>
             <w:r>
-              <w:t xml:space="preserve">Prueba basada en estado: Pedido Creado + pago autorizado -&gt; Pagado.</w:t>
+              <w:t xml:space="preserve">Prueba basada en estado: Consentimiento Suprimido (terminal) + otorgar() — transición no declarada — el sistema debe rechazar, sin cambio de estado.</w:t>
             </w:r>
           </w:p>
         </w:tc>
@@ -10188,7 +10186,7 @@
     </w:p>
     <w:p>
       <w:r>
-        <w:t xml:space="preserve">Pedido en estado Creado, con sesión de tarjeta ya iniciada.</w:t>
+        <w:t xml:space="preserve">Consentimiento en estado Suprimido (terminal).</w:t>
       </w:r>
     </w:p>
     <w:p>
@@ -10202,7 +10200,7 @@
     </w:p>
     <w:p>
       <w:r>
-        <w:t xml:space="preserve">1. Webhook checkout.session.completed llega a PagoService.manejarEventoStripe().</w:t>
+        <w:t xml:space="preserve">1. GestorDeConsentimiento.otorgarConsentimiento(customerId).</w:t>
       </w:r>
     </w:p>
     <w:p>
@@ -10356,28 +10354,28 @@
         <w:tc>
           <w:p>
             <w:r>
-              <w:t xml:space="preserve">Pedido.status (inicial)</w:t>
-            </w:r>
-          </w:p>
-        </w:tc>
-        <w:tc>
-          <w:p>
-            <w:r>
-              <w:t xml:space="preserve">CREATED</w:t>
-            </w:r>
-          </w:p>
-        </w:tc>
-        <w:tc>
-          <w:p>
-            <w:r>
-              <w:t xml:space="preserve">Correcto</w:t>
-            </w:r>
-          </w:p>
-        </w:tc>
-        <w:tc>
-          <w:p>
-            <w:r>
-              <w:t xml:space="preserve">Tras el webhook: PAID</w:t>
+              <w:t xml:space="preserve">Consentimiento.status (inicial)</w:t>
+            </w:r>
+          </w:p>
+        </w:tc>
+        <w:tc>
+          <w:p>
+            <w:r>
+              <w:t xml:space="preserve">SUPRIMIDO</w:t>
+            </w:r>
+          </w:p>
+        </w:tc>
+        <w:tc>
+          <w:p>
+            <w:r>
+              <w:t xml:space="preserve">Incorrecto (transición no declarada)</w:t>
+            </w:r>
+          </w:p>
+        </w:tc>
+        <w:tc>
+          <w:p>
+            <w:r>
+              <w:t xml:space="preserve">Rechaza la operación; el estado no cambia</w:t>
             </w:r>
           </w:p>
         </w:tc>
@@ -10404,7 +10402,7 @@
         <w:tc>
           <w:p>
             <w:r>
-              <w:t xml:space="preserve">PAID</w:t>
+              <w:t xml:space="preserve">ConflictException "No se puede otorgar ni revocar un consentimiento ya suprimido"; status permanece SUPRIMIDO</w:t>
             </w:r>
           </w:p>
         </w:tc>
@@ -10426,7 +10424,7 @@
     </w:p>
     <w:p>
       <w:r>
-        <w:t xml:space="preserve">Order.status = PAID; el comprobante queda disponible.</w:t>
+        <w:t xml:space="preserve">Consent.status permanece SUPRIMIDO tras el intento.</w:t>
       </w:r>
     </w:p>
     <w:p>
@@ -10569,7 +10567,7 @@
         <w:tc>
           <w:p>
             <w:r>
-              <w:t xml:space="preserve">backend/src/pago/pago.service.spec.ts. Evidencia: Anexo A.</w:t>
+              <w:t xml:space="preserve">backend/src/cuenta/dominio/gestor-de-consentimiento.spec.ts. Evidencia: Anexo A.</w:t>
             </w:r>
           </w:p>
         </w:tc>
@@ -10602,7 +10600,7 @@
         <w:pStyle w:val="Heading1"/>
       </w:pPr>
       <w:r>
-        <w:t xml:space="preserve">CASO DE PRUEBA No. PE-07</w:t>
+        <w:t xml:space="preserve">CASO DE PRUEBA No. PE-06</w:t>
       </w:r>
     </w:p>
     <w:tbl>
@@ -10675,7 +10673,7 @@
           </w:tcPr>
           <w:p>
             <w:r>
-              <w:t xml:space="preserve">PE-07</w:t>
+              <w:t xml:space="preserve">PE-06</w:t>
             </w:r>
           </w:p>
         </w:tc>
@@ -10756,7 +10754,7 @@
           </w:tcPr>
           <w:p>
             <w:r>
-              <w:t xml:space="preserve">Caso de Uso 2 (CU-09, RN-09)</w:t>
+              <w:t xml:space="preserve">Caso de Uso 2 (CU-15, CU-17)</w:t>
             </w:r>
           </w:p>
         </w:tc>
@@ -10783,7 +10781,7 @@
           </w:tcPr>
           <w:p>
             <w:r>
-              <w:t xml:space="preserve">1.4 Pedido</w:t>
+              <w:t xml:space="preserve">1.5 Pago</w:t>
             </w:r>
           </w:p>
         </w:tc>
@@ -10810,7 +10808,7 @@
           </w:tcPr>
           <w:p>
             <w:r>
-              <w:t xml:space="preserve">Prueba basada en estado: Pedido Creado + cancelar() antes de iniciar alistamiento (RN-09) -&gt; Cancelado.</w:t>
+              <w:t xml:space="preserve">Prueba basada en estado: Pedido Creado + pago autorizado -&gt; Pagado.</w:t>
             </w:r>
           </w:p>
         </w:tc>
@@ -10864,7 +10862,7 @@
     </w:p>
     <w:p>
       <w:r>
-        <w:t xml:space="preserve">Pedido en estado Creado, alistamiento no iniciado.</w:t>
+        <w:t xml:space="preserve">Pedido en estado Creado, con sesión de tarjeta ya iniciada.</w:t>
       </w:r>
     </w:p>
     <w:p>
@@ -10878,7 +10876,7 @@
     </w:p>
     <w:p>
       <w:r>
-        <w:t xml:space="preserve">1. PedidoService.cancelar(orderId).</w:t>
+        <w:t xml:space="preserve">1. Webhook checkout.session.completed llega a PagoService.manejarEventoStripe().</w:t>
       </w:r>
     </w:p>
     <w:p>
@@ -11053,7 +11051,7 @@
         <w:tc>
           <w:p>
             <w:r>
-              <w:t xml:space="preserve">Tras cancelar(): CANCELLED; reserva liberada</w:t>
+              <w:t xml:space="preserve">Tras el webhook: PAID</w:t>
             </w:r>
           </w:p>
         </w:tc>
@@ -11080,7 +11078,7 @@
         <w:tc>
           <w:p>
             <w:r>
-              <w:t xml:space="preserve">CANCELLED; reservedUnits = 0</w:t>
+              <w:t xml:space="preserve">PAID</w:t>
             </w:r>
           </w:p>
         </w:tc>
@@ -11102,7 +11100,7 @@
     </w:p>
     <w:p>
       <w:r>
-        <w:t xml:space="preserve">La reserva de unidades vuelve a estar disponible.</w:t>
+        <w:t xml:space="preserve">Order.status = PAID; el comprobante queda disponible.</w:t>
       </w:r>
     </w:p>
     <w:p>
@@ -11245,7 +11243,7 @@
         <w:tc>
           <w:p>
             <w:r>
-              <w:t xml:space="preserve">backend/src/pedido/pedido.service.spec.ts. El mismo archivo agrega un caso adicional no listado en el plan original: un pedido en alistamiento (PREPARING) rechaza la cancelación, blindando RN-09 en ambos sentidos. Evidencia: Anexo A.</w:t>
+              <w:t xml:space="preserve">backend/src/pago/pago.service.spec.ts. Evidencia: Anexo A.</w:t>
             </w:r>
           </w:p>
         </w:tc>
@@ -11278,7 +11276,7 @@
         <w:pStyle w:val="Heading1"/>
       </w:pPr>
       <w:r>
-        <w:t xml:space="preserve">CASO DE PRUEBA No. PE-08</w:t>
+        <w:t xml:space="preserve">CASO DE PRUEBA No. PE-07</w:t>
       </w:r>
     </w:p>
     <w:tbl>
@@ -11351,7 +11349,7 @@
           </w:tcPr>
           <w:p>
             <w:r>
-              <w:t xml:space="preserve">PE-08</w:t>
+              <w:t xml:space="preserve">PE-07</w:t>
             </w:r>
           </w:p>
         </w:tc>
@@ -11432,7 +11430,7 @@
           </w:tcPr>
           <w:p>
             <w:r>
-              <w:t xml:space="preserve">Caso de Uso 2 (CU-15)</w:t>
+              <w:t xml:space="preserve">Caso de Uso 2 (CU-09, RN-09)</w:t>
             </w:r>
           </w:p>
         </w:tc>
@@ -11459,7 +11457,7 @@
           </w:tcPr>
           <w:p>
             <w:r>
-              <w:t xml:space="preserve">1.5 Pago</w:t>
+              <w:t xml:space="preserve">1.4 Pedido</w:t>
             </w:r>
           </w:p>
         </w:tc>
@@ -11486,7 +11484,7 @@
           </w:tcPr>
           <w:p>
             <w:r>
-              <w:t xml:space="preserve">Prueba basada en estado: Pedido Creado + autorización de pago rechazada -&gt; Pago fallido.</w:t>
+              <w:t xml:space="preserve">Prueba basada en estado: Pedido Creado + cancelar() antes de iniciar alistamiento (RN-09) -&gt; Cancelado.</w:t>
             </w:r>
           </w:p>
         </w:tc>
@@ -11540,7 +11538,7 @@
     </w:p>
     <w:p>
       <w:r>
-        <w:t xml:space="preserve">Pedido en estado Creado, con sesión de tarjeta iniciada.</w:t>
+        <w:t xml:space="preserve">Pedido en estado Creado, alistamiento no iniciado.</w:t>
       </w:r>
     </w:p>
     <w:p>
@@ -11554,7 +11552,7 @@
     </w:p>
     <w:p>
       <w:r>
-        <w:t xml:space="preserve">1. Evento payment_intent.payment_failed llega a PagoService.manejarEventoStripe().</w:t>
+        <w:t xml:space="preserve">1. PedidoService.cancelar(orderId).</w:t>
       </w:r>
     </w:p>
     <w:p>
@@ -11722,14 +11720,14 @@
         <w:tc>
           <w:p>
             <w:r>
-              <w:t xml:space="preserve">Incorrecto (rechazo)</w:t>
-            </w:r>
-          </w:p>
-        </w:tc>
-        <w:tc>
-          <w:p>
-            <w:r>
-              <w:t xml:space="preserve">Tras el evento: PAYMENT_FAILED</w:t>
+              <w:t xml:space="preserve">Correcto</w:t>
+            </w:r>
+          </w:p>
+        </w:tc>
+        <w:tc>
+          <w:p>
+            <w:r>
+              <w:t xml:space="preserve">Tras cancelar(): CANCELLED; reserva liberada</w:t>
             </w:r>
           </w:p>
         </w:tc>
@@ -11756,7 +11754,7 @@
         <w:tc>
           <w:p>
             <w:r>
-              <w:t xml:space="preserve">PAYMENT_FAILED</w:t>
+              <w:t xml:space="preserve">CANCELLED; reservedUnits = 0</w:t>
             </w:r>
           </w:p>
         </w:tc>
@@ -11778,7 +11776,7 @@
     </w:p>
     <w:p>
       <w:r>
-        <w:t xml:space="preserve">La reserva de unidades se libera.</w:t>
+        <w:t xml:space="preserve">La reserva de unidades vuelve a estar disponible.</w:t>
       </w:r>
     </w:p>
     <w:p>
@@ -11921,7 +11919,7 @@
         <w:tc>
           <w:p>
             <w:r>
-              <w:t xml:space="preserve">backend/src/pago/pago.service.spec.ts. Este camino ya existía implementado en manejarEventoStripe() pero no tenía prueba propia — se agregó en esta entrega. Evidencia: Anexo A.</w:t>
+              <w:t xml:space="preserve">backend/src/pedido/pedido.service.spec.ts. El mismo archivo agrega un caso adicional no listado en el plan original: un pedido en alistamiento (PREPARING) rechaza la cancelación, blindando RN-09 en ambos sentidos. Evidencia: Anexo A.</w:t>
             </w:r>
           </w:p>
         </w:tc>
@@ -11954,7 +11952,7 @@
         <w:pStyle w:val="Heading1"/>
       </w:pPr>
       <w:r>
-        <w:t xml:space="preserve">CASO DE PRUEBA No. PE-09</w:t>
+        <w:t xml:space="preserve">CASO DE PRUEBA No. PE-08</w:t>
       </w:r>
     </w:p>
     <w:tbl>
@@ -12027,7 +12025,7 @@
           </w:tcPr>
           <w:p>
             <w:r>
-              <w:t xml:space="preserve">PE-09</w:t>
+              <w:t xml:space="preserve">PE-08</w:t>
             </w:r>
           </w:p>
         </w:tc>
@@ -12108,7 +12106,7 @@
           </w:tcPr>
           <w:p>
             <w:r>
-              <w:t xml:space="preserve">Caso de Uso 2 (CU-09, soporte de operación)</w:t>
+              <w:t xml:space="preserve">Caso de Uso 2 (CU-15)</w:t>
             </w:r>
           </w:p>
         </w:tc>
@@ -12135,7 +12133,7 @@
           </w:tcPr>
           <w:p>
             <w:r>
-              <w:t xml:space="preserve">1.4 Pedido</w:t>
+              <w:t xml:space="preserve">1.5 Pago</w:t>
             </w:r>
           </w:p>
         </w:tc>
@@ -12162,7 +12160,7 @@
           </w:tcPr>
           <w:p>
             <w:r>
-              <w:t xml:space="preserve">Prueba basada en estado: Pedido En alistamiento + retiro en tienda -&gt; Listo para retiro.</w:t>
+              <w:t xml:space="preserve">Prueba basada en estado: Pedido Creado + autorización de pago rechazada -&gt; Pago fallido.</w:t>
             </w:r>
           </w:p>
         </w:tc>
@@ -12216,7 +12214,7 @@
     </w:p>
     <w:p>
       <w:r>
-        <w:t xml:space="preserve">Pedido en estado En alistamiento (PREPARING).</w:t>
+        <w:t xml:space="preserve">Pedido en estado Creado, con sesión de tarjeta iniciada.</w:t>
       </w:r>
     </w:p>
     <w:p>
@@ -12230,7 +12228,7 @@
     </w:p>
     <w:p>
       <w:r>
-        <w:t xml:space="preserve">1. PedidoService.marcarListoParaRetiro(orderId).</w:t>
+        <w:t xml:space="preserve">1. Evento payment_intent.payment_failed llega a PagoService.manejarEventoStripe().</w:t>
       </w:r>
     </w:p>
     <w:p>
@@ -12391,21 +12389,21 @@
         <w:tc>
           <w:p>
             <w:r>
-              <w:t xml:space="preserve">PREPARING</w:t>
-            </w:r>
-          </w:p>
-        </w:tc>
-        <w:tc>
-          <w:p>
-            <w:r>
-              <w:t xml:space="preserve">Correcto</w:t>
-            </w:r>
-          </w:p>
-        </w:tc>
-        <w:tc>
-          <w:p>
-            <w:r>
-              <w:t xml:space="preserve">Tras marcarListoParaRetiro(): READY_FOR_PICKUP</w:t>
+              <w:t xml:space="preserve">CREATED</w:t>
+            </w:r>
+          </w:p>
+        </w:tc>
+        <w:tc>
+          <w:p>
+            <w:r>
+              <w:t xml:space="preserve">Incorrecto (rechazo)</w:t>
+            </w:r>
+          </w:p>
+        </w:tc>
+        <w:tc>
+          <w:p>
+            <w:r>
+              <w:t xml:space="preserve">Tras el evento: PAYMENT_FAILED</w:t>
             </w:r>
           </w:p>
         </w:tc>
@@ -12432,7 +12430,7 @@
         <w:tc>
           <w:p>
             <w:r>
-              <w:t xml:space="preserve">READY_FOR_PICKUP</w:t>
+              <w:t xml:space="preserve">PAYMENT_FAILED</w:t>
             </w:r>
           </w:p>
         </w:tc>
@@ -12454,7 +12452,7 @@
     </w:p>
     <w:p>
       <w:r>
-        <w:t xml:space="preserve">El pedido queda disponible para retiro con código.</w:t>
+        <w:t xml:space="preserve">La reserva de unidades se libera.</w:t>
       </w:r>
     </w:p>
     <w:p>
@@ -12597,7 +12595,7 @@
         <w:tc>
           <w:p>
             <w:r>
-              <w:t xml:space="preserve">backend/src/pedido/pedido.service.spec.ts. Evidencia: Anexo A.</w:t>
+              <w:t xml:space="preserve">backend/src/pago/pago.service.spec.ts. Este camino ya existía implementado en manejarEventoStripe() pero no tenía prueba propia — se agregó en esta entrega. Evidencia: Anexo A.</w:t>
             </w:r>
           </w:p>
         </w:tc>
@@ -12630,7 +12628,7 @@
         <w:pStyle w:val="Heading1"/>
       </w:pPr>
       <w:r>
-        <w:t xml:space="preserve">CASO DE PRUEBA No. PE-10</w:t>
+        <w:t xml:space="preserve">CASO DE PRUEBA No. PE-09</w:t>
       </w:r>
     </w:p>
     <w:tbl>
@@ -12703,7 +12701,7 @@
           </w:tcPr>
           <w:p>
             <w:r>
-              <w:t xml:space="preserve">PE-10</w:t>
+              <w:t xml:space="preserve">PE-09</w:t>
             </w:r>
           </w:p>
         </w:tc>
@@ -12784,7 +12782,7 @@
           </w:tcPr>
           <w:p>
             <w:r>
-              <w:t xml:space="preserve">Caso de Uso 2 (CU-17, RN-08)</w:t>
+              <w:t xml:space="preserve">Caso de Uso 2 (CU-09, soporte de operación)</w:t>
             </w:r>
           </w:p>
         </w:tc>
@@ -12838,7 +12836,7 @@
           </w:tcPr>
           <w:p>
             <w:r>
-              <w:t xml:space="preserve">Prueba basada en estado: Pedido Listo para retiro + retiro con código dentro de 5 días (RN-08) -&gt; Entregado; caso de frontera: código presentado después de 5 días -&gt; se rechaza el retiro.</w:t>
+              <w:t xml:space="preserve">Prueba basada en estado: Pedido En alistamiento + retiro en tienda -&gt; Listo para retiro.</w:t>
             </w:r>
           </w:p>
         </w:tc>
@@ -12892,7 +12890,7 @@
     </w:p>
     <w:p>
       <w:r>
-        <w:t xml:space="preserve">Pedido en estado Listo para retiro, con código de retiro vigente.</w:t>
+        <w:t xml:space="preserve">Pedido en estado En alistamiento (PREPARING).</w:t>
       </w:r>
     </w:p>
     <w:p>
@@ -12906,12 +12904,7 @@
     </w:p>
     <w:p>
       <w:r>
-        <w:t xml:space="preserve">1. PedidoService.retirarConCodigo(orderId, pickupCode, ahora) con ahora dentro de los 5 días.</w:t>
-      </w:r>
-    </w:p>
-    <w:p>
-      <w:r>
-        <w:t xml:space="preserve">2. Caso de frontera: mismo llamado con ahora un día después del vencimiento.</w:t>
+        <w:t xml:space="preserve">1. PedidoService.marcarListoParaRetiro(orderId).</w:t>
       </w:r>
     </w:p>
     <w:p>
@@ -13065,14 +13058,14 @@
         <w:tc>
           <w:p>
             <w:r>
-              <w:t xml:space="preserve">ahora (caso normal)</w:t>
-            </w:r>
-          </w:p>
-        </w:tc>
-        <w:tc>
-          <w:p>
-            <w:r>
-              <w:t xml:space="preserve">dentro de 5 días</w:t>
+              <w:t xml:space="preserve">Pedido.status (inicial)</w:t>
+            </w:r>
+          </w:p>
+        </w:tc>
+        <w:tc>
+          <w:p>
+            <w:r>
+              <w:t xml:space="preserve">PREPARING</w:t>
             </w:r>
           </w:p>
         </w:tc>
@@ -13086,7 +13079,7 @@
         <w:tc>
           <w:p>
             <w:r>
-              <w:t xml:space="preserve">DELIVERED</w:t>
+              <w:t xml:space="preserve">Tras marcarListoParaRetiro(): READY_FOR_PICKUP</w:t>
             </w:r>
           </w:p>
         </w:tc>
@@ -13113,64 +13106,7 @@
         <w:tc>
           <w:p>
             <w:r>
-              <w:t xml:space="preserve">DELIVERED</w:t>
-            </w:r>
-          </w:p>
-        </w:tc>
-      </w:tr>
-      <w:tr>
-        <w:tc>
-          <w:p>
-            <w:r>
-              <w:t xml:space="preserve">ahora (caso de frontera)</w:t>
-            </w:r>
-          </w:p>
-        </w:tc>
-        <w:tc>
-          <w:p>
-            <w:r>
-              <w:t xml:space="preserve">pickupCodeExpiresAt + 1 día</w:t>
-            </w:r>
-          </w:p>
-        </w:tc>
-        <w:tc>
-          <w:p>
-            <w:r>
-              <w:t xml:space="preserve">Incorrecto (frontera, RN-08)</w:t>
-            </w:r>
-          </w:p>
-        </w:tc>
-        <w:tc>
-          <w:p>
-            <w:r>
-              <w:t xml:space="preserve">Rechaza el retiro; el pedido permanece READY_FOR_PICKUP</w:t>
-            </w:r>
-          </w:p>
-        </w:tc>
-        <w:tc>
-          <w:tcPr>
-            <w:vAlign w:val="center"/>
-          </w:tcPr>
-          <w:p>
-            <w:r>
-              <w:t xml:space="preserve">X</w:t>
-            </w:r>
-          </w:p>
-        </w:tc>
-        <w:tc>
-          <w:tcPr>
-            <w:vAlign w:val="center"/>
-          </w:tcPr>
-          <w:p>
-            <w:r>
-              <w:t xml:space="preserve"/>
-            </w:r>
-          </w:p>
-        </w:tc>
-        <w:tc>
-          <w:p>
-            <w:r>
-              <w:t xml:space="preserve">BadRequestException "El código de retiro venció"; status sin cambio</w:t>
+              <w:t xml:space="preserve">READY_FOR_PICKUP</w:t>
             </w:r>
           </w:p>
         </w:tc>
@@ -13192,7 +13128,7 @@
     </w:p>
     <w:p>
       <w:r>
-        <w:t xml:space="preserve">En el caso de frontera, la entrega no se completa.</w:t>
+        <w:t xml:space="preserve">El pedido queda disponible para retiro con código.</w:t>
       </w:r>
     </w:p>
     <w:p>
@@ -13335,7 +13271,7 @@
         <w:tc>
           <w:p>
             <w:r>
-              <w:t xml:space="preserve">backend/src/pedido/pedido.service.spec.ts (dos it() separados). Evidencia: Anexo A.</w:t>
+              <w:t xml:space="preserve">backend/src/pedido/pedido.service.spec.ts. Evidencia: Anexo A.</w:t>
             </w:r>
           </w:p>
         </w:tc>
@@ -13368,15 +13304,7 @@
         <w:pStyle w:val="Heading1"/>
       </w:pPr>
       <w:r>
-        <w:t xml:space="preserve">9.3 Pruebas de integración</w:t>
-      </w:r>
-    </w:p>
-    <w:p>
-      <w:pPr>
-        <w:pStyle w:val="Heading1"/>
-      </w:pPr>
-      <w:r>
-        <w:t xml:space="preserve">CASO DE PRUEBA No. PI-01</w:t>
+        <w:t xml:space="preserve">CASO DE PRUEBA No. PE-10</w:t>
       </w:r>
     </w:p>
     <w:tbl>
@@ -13449,7 +13377,7 @@
           </w:tcPr>
           <w:p>
             <w:r>
-              <w:t xml:space="preserve">PI-01</w:t>
+              <w:t xml:space="preserve">PE-10</w:t>
             </w:r>
           </w:p>
         </w:tc>
@@ -13530,7 +13458,7 @@
           </w:tcPr>
           <w:p>
             <w:r>
-              <w:t xml:space="preserve">Caso de Uso 1 (CU-04)</w:t>
+              <w:t xml:space="preserve">Caso de Uso 2 (CU-17, RN-08)</w:t>
             </w:r>
           </w:p>
         </w:tc>
@@ -13557,7 +13485,7 @@
           </w:tcPr>
           <w:p>
             <w:r>
-              <w:t xml:space="preserve">1.2 Cuenta Digital</w:t>
+              <w:t xml:space="preserve">1.4 Pedido</w:t>
             </w:r>
           </w:p>
         </w:tc>
@@ -13584,7 +13512,7 @@
           </w:tcPr>
           <w:p>
             <w:r>
-              <w:t xml:space="preserve">Prueba de integración, grupo 1 (bottom-up): Cuenta sola, módulo atómico sin dependencias.</w:t>
+              <w:t xml:space="preserve">Prueba basada en estado: Pedido Listo para retiro + retiro con código dentro de 5 días (RN-08) -&gt; Entregado; caso de frontera: código presentado después de 5 días -&gt; se rechaza el retiro.</w:t>
             </w:r>
           </w:p>
         </w:tc>
@@ -13638,7 +13566,7 @@
     </w:p>
     <w:p>
       <w:r>
-        <w:t xml:space="preserve">Ninguna — no requiere base de datos ni otras clases.</w:t>
+        <w:t xml:space="preserve">Pedido en estado Listo para retiro, con código de retiro vigente.</w:t>
       </w:r>
     </w:p>
     <w:p>
@@ -13652,12 +13580,12 @@
     </w:p>
     <w:p>
       <w:r>
-        <w:t xml:space="preserve">1. new Cuenta().</w:t>
-      </w:r>
-    </w:p>
-    <w:p>
-      <w:r>
-        <w:t xml:space="preserve">2. cuenta.activar().</w:t>
+        <w:t xml:space="preserve">1. PedidoService.retirarConCodigo(orderId, pickupCode, ahora) con ahora dentro de los 5 días.</w:t>
+      </w:r>
+    </w:p>
+    <w:p>
+      <w:r>
+        <w:t xml:space="preserve">2. Caso de frontera: mismo llamado con ahora un día después del vencimiento.</w:t>
       </w:r>
     </w:p>
     <w:p>
@@ -13811,14 +13739,14 @@
         <w:tc>
           <w:p>
             <w:r>
-              <w:t xml:space="preserve">Cuenta.estado (inicial)</w:t>
-            </w:r>
-          </w:p>
-        </w:tc>
-        <w:tc>
-          <w:p>
-            <w:r>
-              <w:t xml:space="preserve">"pendiente"</w:t>
+              <w:t xml:space="preserve">ahora (caso normal)</w:t>
+            </w:r>
+          </w:p>
+        </w:tc>
+        <w:tc>
+          <w:p>
+            <w:r>
+              <w:t xml:space="preserve">dentro de 5 días</w:t>
             </w:r>
           </w:p>
         </w:tc>
@@ -13832,7 +13760,7 @@
         <w:tc>
           <w:p>
             <w:r>
-              <w:t xml:space="preserve">Tras activar(): "activa"</w:t>
+              <w:t xml:space="preserve">DELIVERED</w:t>
             </w:r>
           </w:p>
         </w:tc>
@@ -13859,7 +13787,64 @@
         <w:tc>
           <w:p>
             <w:r>
-              <w:t xml:space="preserve">"activa"</w:t>
+              <w:t xml:space="preserve">DELIVERED</w:t>
+            </w:r>
+          </w:p>
+        </w:tc>
+      </w:tr>
+      <w:tr>
+        <w:tc>
+          <w:p>
+            <w:r>
+              <w:t xml:space="preserve">ahora (caso de frontera)</w:t>
+            </w:r>
+          </w:p>
+        </w:tc>
+        <w:tc>
+          <w:p>
+            <w:r>
+              <w:t xml:space="preserve">pickupCodeExpiresAt + 1 día</w:t>
+            </w:r>
+          </w:p>
+        </w:tc>
+        <w:tc>
+          <w:p>
+            <w:r>
+              <w:t xml:space="preserve">Incorrecto (frontera, RN-08)</w:t>
+            </w:r>
+          </w:p>
+        </w:tc>
+        <w:tc>
+          <w:p>
+            <w:r>
+              <w:t xml:space="preserve">Rechaza el retiro; el pedido permanece READY_FOR_PICKUP</w:t>
+            </w:r>
+          </w:p>
+        </w:tc>
+        <w:tc>
+          <w:tcPr>
+            <w:vAlign w:val="center"/>
+          </w:tcPr>
+          <w:p>
+            <w:r>
+              <w:t xml:space="preserve">X</w:t>
+            </w:r>
+          </w:p>
+        </w:tc>
+        <w:tc>
+          <w:tcPr>
+            <w:vAlign w:val="center"/>
+          </w:tcPr>
+          <w:p>
+            <w:r>
+              <w:t xml:space="preserve"/>
+            </w:r>
+          </w:p>
+        </w:tc>
+        <w:tc>
+          <w:p>
+            <w:r>
+              <w:t xml:space="preserve">BadRequestException "El código de retiro venció"; status sin cambio</w:t>
             </w:r>
           </w:p>
         </w:tc>
@@ -13881,7 +13866,7 @@
     </w:p>
     <w:p>
       <w:r>
-        <w:t xml:space="preserve">El cambio de estado no requiere ninguna otra clase ni manejador de prueba.</w:t>
+        <w:t xml:space="preserve">En el caso de frontera, la entrega no se completa.</w:t>
       </w:r>
     </w:p>
     <w:p>
@@ -14024,7 +14009,7 @@
         <w:tc>
           <w:p>
             <w:r>
-              <w:t xml:space="preserve">backend/src/cuenta/dominio/cuenta.spec.ts. Evidencia: Anexo A.</w:t>
+              <w:t xml:space="preserve">backend/src/pedido/pedido.service.spec.ts (dos it() separados). Evidencia: Anexo A.</w:t>
             </w:r>
           </w:p>
         </w:tc>
@@ -14057,7 +14042,15 @@
         <w:pStyle w:val="Heading1"/>
       </w:pPr>
       <w:r>
-        <w:t xml:space="preserve">CASO DE PRUEBA No. PI-02</w:t>
+        <w:t xml:space="preserve">9.3 Pruebas de integración</w:t>
+      </w:r>
+    </w:p>
+    <w:p>
+      <w:pPr>
+        <w:pStyle w:val="Heading1"/>
+      </w:pPr>
+      <w:r>
+        <w:t xml:space="preserve">CASO DE PRUEBA No. PI-01</w:t>
       </w:r>
     </w:p>
     <w:tbl>
@@ -14130,7 +14123,7 @@
           </w:tcPr>
           <w:p>
             <w:r>
-              <w:t xml:space="preserve">PI-02</w:t>
+              <w:t xml:space="preserve">PI-01</w:t>
             </w:r>
           </w:p>
         </w:tc>
@@ -14265,7 +14258,7 @@
           </w:tcPr>
           <w:p>
             <w:r>
-              <w:t xml:space="preserve">Prueba de integración, grupo 2 (bottom-up): Cliente + Cuenta, invocado directo sin pasar por la pantalla de registro.</w:t>
+              <w:t xml:space="preserve">Prueba de integración, grupo 1 (bottom-up): Cuenta sola, módulo atómico sin dependencias.</w:t>
             </w:r>
           </w:p>
         </w:tc>
@@ -14319,7 +14312,7 @@
     </w:p>
     <w:p>
       <w:r>
-        <w:t xml:space="preserve">Documento nuevo CC2002.</w:t>
+        <w:t xml:space="preserve">Ninguna — no requiere base de datos ni otras clases.</w:t>
       </w:r>
     </w:p>
     <w:p>
@@ -14333,7 +14326,12 @@
     </w:p>
     <w:p>
       <w:r>
-        <w:t xml:space="preserve">1. GestorDeRegistro.registrarCliente(dto) con documento CC2002.</w:t>
+        <w:t xml:space="preserve">1. new Cuenta().</w:t>
+      </w:r>
+    </w:p>
+    <w:p>
+      <w:r>
+        <w:t xml:space="preserve">2. cuenta.activar().</w:t>
       </w:r>
     </w:p>
     <w:p>
@@ -14487,14 +14485,14 @@
         <w:tc>
           <w:p>
             <w:r>
-              <w:t xml:space="preserve">document</w:t>
-            </w:r>
-          </w:p>
-        </w:tc>
-        <w:tc>
-          <w:p>
-            <w:r>
-              <w:t xml:space="preserve">CC2002</w:t>
+              <w:t xml:space="preserve">Cuenta.estado (inicial)</w:t>
+            </w:r>
+          </w:p>
+        </w:tc>
+        <w:tc>
+          <w:p>
+            <w:r>
+              <w:t xml:space="preserve">"pendiente"</w:t>
             </w:r>
           </w:p>
         </w:tc>
@@ -14508,7 +14506,7 @@
         <w:tc>
           <w:p>
             <w:r>
-              <w:t xml:space="preserve">Se crean Cliente y Cuenta relacionados 1:1 (mismo id)</w:t>
+              <w:t xml:space="preserve">Tras activar(): "activa"</w:t>
             </w:r>
           </w:p>
         </w:tc>
@@ -14535,7 +14533,7 @@
         <w:tc>
           <w:p>
             <w:r>
-              <w:t xml:space="preserve">cliente.id = cuenta creada con el mismo id en Customer</w:t>
+              <w:t xml:space="preserve">"activa"</w:t>
             </w:r>
           </w:p>
         </w:tc>
@@ -14557,7 +14555,7 @@
     </w:p>
     <w:p>
       <w:r>
-        <w:t xml:space="preserve">Customer en base de datos coincide con el Cliente devuelto.</w:t>
+        <w:t xml:space="preserve">El cambio de estado no requiere ninguna otra clase ni manejador de prueba.</w:t>
       </w:r>
     </w:p>
     <w:p>
@@ -14700,7 +14698,7 @@
         <w:tc>
           <w:p>
             <w:r>
-              <w:t xml:space="preserve">backend/src/cuenta/dominio/gestor-de-registro.spec.ts. Evidencia: Anexo A.</w:t>
+              <w:t xml:space="preserve">backend/src/cuenta/dominio/cuenta.spec.ts. Evidencia: Anexo A.</w:t>
             </w:r>
           </w:p>
         </w:tc>
@@ -14733,7 +14731,7 @@
         <w:pStyle w:val="Heading1"/>
       </w:pPr>
       <w:r>
-        <w:t xml:space="preserve">CASO DE PRUEBA No. PI-03</w:t>
+        <w:t xml:space="preserve">CASO DE PRUEBA No. PI-02</w:t>
       </w:r>
     </w:p>
     <w:tbl>
@@ -14806,7 +14804,7 @@
           </w:tcPr>
           <w:p>
             <w:r>
-              <w:t xml:space="preserve">PI-03</w:t>
+              <w:t xml:space="preserve">PI-02</w:t>
             </w:r>
           </w:p>
         </w:tc>
@@ -14887,7 +14885,7 @@
           </w:tcPr>
           <w:p>
             <w:r>
-              <w:t xml:space="preserve">Caso de Uso 1 (CU-05)</w:t>
+              <w:t xml:space="preserve">Caso de Uso 1 (CU-04)</w:t>
             </w:r>
           </w:p>
         </w:tc>
@@ -14941,7 +14939,7 @@
           </w:tcPr>
           <w:p>
             <w:r>
-              <w:t xml:space="preserve">Prueba de integración, grupo 3 (bottom-up): Cliente + Consentimiento, con PoliticaDatos simulada (versión vigente fija).</w:t>
+              <w:t xml:space="preserve">Prueba de integración, grupo 2 (bottom-up): Cliente + Cuenta, invocado directo sin pasar por la pantalla de registro.</w:t>
             </w:r>
           </w:p>
         </w:tc>
@@ -14995,7 +14993,7 @@
     </w:p>
     <w:p>
       <w:r>
-        <w:t xml:space="preserve">Documento nuevo; acepta la política con identificador de lealtad válido.</w:t>
+        <w:t xml:space="preserve">Documento nuevo CC2002.</w:t>
       </w:r>
     </w:p>
     <w:p>
@@ -15009,7 +15007,7 @@
     </w:p>
     <w:p>
       <w:r>
-        <w:t xml:space="preserve">1. GestorDeConsentimiento.otorgarConsentimiento(customerId, loyaltyId).</w:t>
+        <w:t xml:space="preserve">1. GestorDeRegistro.registrarCliente(dto) con documento CC2002.</w:t>
       </w:r>
     </w:p>
     <w:p>
@@ -15163,14 +15161,14 @@
         <w:tc>
           <w:p>
             <w:r>
-              <w:t xml:space="preserve">politicaDatosVersion (esperada)</w:t>
-            </w:r>
-          </w:p>
-        </w:tc>
-        <w:tc>
-          <w:p>
-            <w:r>
-              <w:t xml:space="preserve">POLITICA_DATOS_VIGENTE.version ("v1")</w:t>
+              <w:t xml:space="preserve">document</w:t>
+            </w:r>
+          </w:p>
+        </w:tc>
+        <w:tc>
+          <w:p>
+            <w:r>
+              <w:t xml:space="preserve">CC2002</w:t>
             </w:r>
           </w:p>
         </w:tc>
@@ -15184,7 +15182,7 @@
         <w:tc>
           <w:p>
             <w:r>
-              <w:t xml:space="preserve">El Consentimiento creado referencia esa misma versión</w:t>
+              <w:t xml:space="preserve">Se crean Cliente y Cuenta relacionados 1:1 (mismo id)</w:t>
             </w:r>
           </w:p>
         </w:tc>
@@ -15211,7 +15209,7 @@
         <w:tc>
           <w:p>
             <w:r>
-              <w:t xml:space="preserve">"v1"</w:t>
+              <w:t xml:space="preserve">cliente.id = cuenta creada con el mismo id en Customer</w:t>
             </w:r>
           </w:p>
         </w:tc>
@@ -15233,7 +15231,7 @@
     </w:p>
     <w:p>
       <w:r>
-        <w:t xml:space="preserve">El Consentimiento queda vinculado a la versión de política simulada.</w:t>
+        <w:t xml:space="preserve">Customer en base de datos coincide con el Cliente devuelto.</w:t>
       </w:r>
     </w:p>
     <w:p>
@@ -15376,7 +15374,7 @@
         <w:tc>
           <w:p>
             <w:r>
-              <w:t xml:space="preserve">backend/src/cuenta/dominio/gestor-de-consentimiento.spec.ts. Evidencia: Anexo A.</w:t>
+              <w:t xml:space="preserve">backend/src/cuenta/dominio/gestor-de-registro.spec.ts. Evidencia: Anexo A.</w:t>
             </w:r>
           </w:p>
         </w:tc>
@@ -15409,7 +15407,7 @@
         <w:pStyle w:val="Heading1"/>
       </w:pPr>
       <w:r>
-        <w:t xml:space="preserve">CASO DE PRUEBA No. PI-04</w:t>
+        <w:t xml:space="preserve">CASO DE PRUEBA No. PI-03</w:t>
       </w:r>
     </w:p>
     <w:tbl>
@@ -15482,7 +15480,7 @@
           </w:tcPr>
           <w:p>
             <w:r>
-              <w:t xml:space="preserve">PI-04</w:t>
+              <w:t xml:space="preserve">PI-03</w:t>
             </w:r>
           </w:p>
         </w:tc>
@@ -15563,7 +15561,7 @@
           </w:tcPr>
           <w:p>
             <w:r>
-              <w:t xml:space="preserve">Caso de Uso 2 (CU-09)</w:t>
+              <w:t xml:space="preserve">Caso de Uso 1 (CU-05)</w:t>
             </w:r>
           </w:p>
         </w:tc>
@@ -15590,7 +15588,7 @@
           </w:tcPr>
           <w:p>
             <w:r>
-              <w:t xml:space="preserve">1.4 Pedido</w:t>
+              <w:t xml:space="preserve">1.2 Cuenta Digital</w:t>
             </w:r>
           </w:p>
         </w:tc>
@@ -15617,7 +15615,7 @@
           </w:tcPr>
           <w:p>
             <w:r>
-              <w:t xml:space="preserve">Prueba de integración, grupo 4 (bottom-up): Pedido, con Carrito y ReservaUnidades (CatalogoService) sustituidos por manejadores de prueba (useValue).</w:t>
+              <w:t xml:space="preserve">Prueba de integración, grupo 3 (bottom-up): Cliente + Consentimiento, con PoliticaDatos simulada (versión vigente fija).</w:t>
             </w:r>
           </w:p>
         </w:tc>
@@ -15671,7 +15669,7 @@
     </w:p>
     <w:p>
       <w:r>
-        <w:t xml:space="preserve">CarritoService y CatalogoService reemplazados por dobles con datos fijos (2 unidades a $15.000 c/u).</w:t>
+        <w:t xml:space="preserve">Documento nuevo; acepta la política con identificador de lealtad válido.</w:t>
       </w:r>
     </w:p>
     <w:p>
@@ -15685,7 +15683,7 @@
     </w:p>
     <w:p>
       <w:r>
-        <w:t xml:space="preserve">1. PedidoService.confirmar(customerId, dto) contra los manejadores de prueba.</w:t>
+        <w:t xml:space="preserve">1. GestorDeConsentimiento.otorgarConsentimiento(customerId, loyaltyId).</w:t>
       </w:r>
     </w:p>
     <w:p>
@@ -15839,14 +15837,14 @@
         <w:tc>
           <w:p>
             <w:r>
-              <w:t xml:space="preserve">cart.items (simulado)</w:t>
-            </w:r>
-          </w:p>
-        </w:tc>
-        <w:tc>
-          <w:p>
-            <w:r>
-              <w:t xml:space="preserve">1 línea, quantity=2, digitalPrice=15000</w:t>
+              <w:t xml:space="preserve">politicaDatosVersion (esperada)</w:t>
+            </w:r>
+          </w:p>
+        </w:tc>
+        <w:tc>
+          <w:p>
+            <w:r>
+              <w:t xml:space="preserve">POLITICA_DATOS_VIGENTE.version ("v1")</w:t>
             </w:r>
           </w:p>
         </w:tc>
@@ -15860,7 +15858,7 @@
         <w:tc>
           <w:p>
             <w:r>
-              <w:t xml:space="preserve">Total calculado = 30.000; reservarUnidades llamado con (productId, branchId, 2)</w:t>
+              <w:t xml:space="preserve">El Consentimiento creado referencia esa misma versión</w:t>
             </w:r>
           </w:p>
         </w:tc>
@@ -15887,7 +15885,7 @@
         <w:tc>
           <w:p>
             <w:r>
-              <w:t xml:space="preserve">calcularTotal() = 30000; reservarUnidades invocado con los parámetros esperados</w:t>
+              <w:t xml:space="preserve">"v1"</w:t>
             </w:r>
           </w:p>
         </w:tc>
@@ -15909,7 +15907,7 @@
     </w:p>
     <w:p>
       <w:r>
-        <w:t xml:space="preserve">Ninguno de los manejadores de prueba de este grupo queda sin invocar.</w:t>
+        <w:t xml:space="preserve">El Consentimiento queda vinculado a la versión de política simulada.</w:t>
       </w:r>
     </w:p>
     <w:p>
@@ -16052,7 +16050,7 @@
         <w:tc>
           <w:p>
             <w:r>
-              <w:t xml:space="preserve">backend/src/pedido/pedido.service.spec.ts. Evidencia: Anexo A.</w:t>
+              <w:t xml:space="preserve">backend/src/cuenta/dominio/gestor-de-consentimiento.spec.ts. Evidencia: Anexo A.</w:t>
             </w:r>
           </w:p>
         </w:tc>
@@ -16085,7 +16083,7 @@
         <w:pStyle w:val="Heading1"/>
       </w:pPr>
       <w:r>
-        <w:t xml:space="preserve">CASO DE PRUEBA No. PI-05</w:t>
+        <w:t xml:space="preserve">CASO DE PRUEBA No. PI-04</w:t>
       </w:r>
     </w:p>
     <w:tbl>
@@ -16158,7 +16156,7 @@
           </w:tcPr>
           <w:p>
             <w:r>
-              <w:t xml:space="preserve">PI-05</w:t>
+              <w:t xml:space="preserve">PI-04</w:t>
             </w:r>
           </w:p>
         </w:tc>
@@ -16239,7 +16237,7 @@
           </w:tcPr>
           <w:p>
             <w:r>
-              <w:t xml:space="preserve">Caso de Uso 2 (CU-15, CU-17)</w:t>
+              <w:t xml:space="preserve">Caso de Uso 2 (CU-09)</w:t>
             </w:r>
           </w:p>
         </w:tc>
@@ -16266,7 +16264,7 @@
           </w:tcPr>
           <w:p>
             <w:r>
-              <w:t xml:space="preserve">1.5 Pago</w:t>
+              <w:t xml:space="preserve">1.4 Pedido</w:t>
             </w:r>
           </w:p>
         </w:tc>
@@ -16293,7 +16291,7 @@
           </w:tcPr>
           <w:p>
             <w:r>
-              <w:t xml:space="preserve">Prueba de integración, grupo 5 (final, bottom-up): Pedido + Pago, con Token y la pasarela (AdaptadorStripe) simulados con una autorización fija.</w:t>
+              <w:t xml:space="preserve">Prueba de integración, grupo 4 (bottom-up): Pedido, con Carrito y ReservaUnidades (CatalogoService) sustituidos por manejadores de prueba (useValue).</w:t>
             </w:r>
           </w:p>
         </w:tc>
@@ -16347,7 +16345,7 @@
     </w:p>
     <w:p>
       <w:r>
-        <w:t xml:space="preserve">Pedido confirmado con reserva exitosa; AdaptadorStripe sustituido por useValue.</w:t>
+        <w:t xml:space="preserve">CarritoService y CatalogoService reemplazados por dobles con datos fijos (2 unidades a $15.000 c/u).</w:t>
       </w:r>
     </w:p>
     <w:p>
@@ -16361,7 +16359,7 @@
     </w:p>
     <w:p>
       <w:r>
-        <w:t xml:space="preserve">1. OrquestadorDePago.procesarPago(..., eventoSimulado="checkout.session.completed").</w:t>
+        <w:t xml:space="preserve">1. PedidoService.confirmar(customerId, dto) contra los manejadores de prueba.</w:t>
       </w:r>
     </w:p>
     <w:p>
@@ -16515,14 +16513,14 @@
         <w:tc>
           <w:p>
             <w:r>
-              <w:t xml:space="preserve">eventoSimulado.type</w:t>
-            </w:r>
-          </w:p>
-        </w:tc>
-        <w:tc>
-          <w:p>
-            <w:r>
-              <w:t xml:space="preserve">checkout.session.completed</w:t>
+              <w:t xml:space="preserve">cart.items (simulado)</w:t>
+            </w:r>
+          </w:p>
+        </w:tc>
+        <w:tc>
+          <w:p>
+            <w:r>
+              <w:t xml:space="preserve">1 línea, quantity=2, digitalPrice=15000</w:t>
             </w:r>
           </w:p>
         </w:tc>
@@ -16536,7 +16534,7 @@
         <w:tc>
           <w:p>
             <w:r>
-              <w:t xml:space="preserve">Pago CONFIRMED vinculado 1:1 con Token; Pedido.status = PAID</w:t>
+              <w:t xml:space="preserve">Total calculado = 30.000; reservarUnidades llamado con (productId, branchId, 2)</w:t>
             </w:r>
           </w:p>
         </w:tc>
@@ -16563,7 +16561,7 @@
         <w:tc>
           <w:p>
             <w:r>
-              <w:t xml:space="preserve">Payment.status = CONFIRMED, orderId único; Order.status = PAID</w:t>
+              <w:t xml:space="preserve">calcularTotal() = 30000; reservarUnidades invocado con los parámetros esperados</w:t>
             </w:r>
           </w:p>
         </w:tc>
@@ -16585,7 +16583,7 @@
     </w:p>
     <w:p>
       <w:r>
-        <w:t xml:space="preserve">Ningún manejador de prueba de los grupos 1 a 4 queda sin retirar en este grupo final (todas las clases reales, salvo AdaptadorStripe).</w:t>
+        <w:t xml:space="preserve">Ninguno de los manejadores de prueba de este grupo queda sin invocar.</w:t>
       </w:r>
     </w:p>
     <w:p>
@@ -16728,7 +16726,7 @@
         <w:tc>
           <w:p>
             <w:r>
-              <w:t xml:space="preserve">backend/src/pago/dominio/orquestador-de-pago.spec.ts. Evidencia: Anexo A.</w:t>
+              <w:t xml:space="preserve">backend/src/pedido/pedido.service.spec.ts. Evidencia: Anexo A.</w:t>
             </w:r>
           </w:p>
         </w:tc>
@@ -16761,7 +16759,1535 @@
         <w:pStyle w:val="Heading1"/>
       </w:pPr>
       <w:r>
+        <w:t xml:space="preserve">CASO DE PRUEBA No. PI-05</w:t>
+      </w:r>
+    </w:p>
+    <w:tbl>
+      <w:tblPr>
+        <w:tblW w:type="dxa" w:w="9350"/>
+        <w:tblBorders>
+          <w:top w:val="single" w:color="auto" w:sz="4"/>
+          <w:left w:val="single" w:color="auto" w:sz="4"/>
+          <w:bottom w:val="single" w:color="auto" w:sz="4"/>
+          <w:right w:val="single" w:color="auto" w:sz="4"/>
+          <w:insideH w:val="single" w:color="auto" w:sz="4"/>
+          <w:insideV w:val="single" w:color="auto" w:sz="4"/>
+        </w:tblBorders>
+      </w:tblPr>
+      <w:tblGrid>
+        <w:gridCol w:w="100"/>
+      </w:tblGrid>
+      <w:tr>
+        <w:tc>
+          <w:tcPr>
+            <w:shd w:fill="D9D9D9" w:val="clear"/>
+          </w:tcPr>
+          <w:p>
+            <w:r>
+              <w:rPr>
+                <w:b/>
+                <w:bCs/>
+              </w:rPr>
+              <w:t xml:space="preserve">INFORMACIÓN GLOBAL DEL CASO DE PRUEBA</w:t>
+            </w:r>
+          </w:p>
+        </w:tc>
+      </w:tr>
+    </w:tbl>
+    <w:tbl>
+      <w:tblPr>
+        <w:tblW w:type="dxa" w:w="9350"/>
+        <w:tblBorders>
+          <w:top w:val="single" w:color="auto" w:sz="4"/>
+          <w:left w:val="single" w:color="auto" w:sz="4"/>
+          <w:bottom w:val="single" w:color="auto" w:sz="4"/>
+          <w:right w:val="single" w:color="auto" w:sz="4"/>
+          <w:insideH w:val="single" w:color="auto" w:sz="4"/>
+          <w:insideV w:val="single" w:color="auto" w:sz="4"/>
+        </w:tblBorders>
+      </w:tblPr>
+      <w:tblGrid>
+        <w:gridCol w:w="100"/>
+        <w:gridCol w:w="100"/>
+      </w:tblGrid>
+      <w:tr>
+        <w:tc>
+          <w:tcPr>
+            <w:tcW w:type="dxa" w:w="2600"/>
+            <w:shd w:fill="F2F2F2" w:val="clear"/>
+          </w:tcPr>
+          <w:p>
+            <w:r>
+              <w:rPr>
+                <w:b/>
+                <w:bCs/>
+              </w:rPr>
+              <w:t xml:space="preserve">CASO DE PRUEBA No.</w:t>
+            </w:r>
+          </w:p>
+        </w:tc>
+        <w:tc>
+          <w:tcPr>
+            <w:tcW w:type="dxa" w:w="6750"/>
+          </w:tcPr>
+          <w:p>
+            <w:r>
+              <w:t xml:space="preserve">PI-05</w:t>
+            </w:r>
+          </w:p>
+        </w:tc>
+      </w:tr>
+      <w:tr>
+        <w:tc>
+          <w:tcPr>
+            <w:tcW w:type="dxa" w:w="2600"/>
+            <w:shd w:fill="F2F2F2" w:val="clear"/>
+          </w:tcPr>
+          <w:p>
+            <w:r>
+              <w:rPr>
+                <w:b/>
+                <w:bCs/>
+              </w:rPr>
+              <w:t xml:space="preserve">VERSIÓN DE EJECUCIÓN</w:t>
+            </w:r>
+          </w:p>
+        </w:tc>
+        <w:tc>
+          <w:tcPr>
+            <w:tcW w:type="dxa" w:w="6750"/>
+          </w:tcPr>
+          <w:p>
+            <w:r>
+              <w:t xml:space="preserve">1</w:t>
+            </w:r>
+          </w:p>
+        </w:tc>
+      </w:tr>
+      <w:tr>
+        <w:tc>
+          <w:tcPr>
+            <w:tcW w:type="dxa" w:w="2600"/>
+            <w:shd w:fill="F2F2F2" w:val="clear"/>
+          </w:tcPr>
+          <w:p>
+            <w:r>
+              <w:rPr>
+                <w:b/>
+                <w:bCs/>
+              </w:rPr>
+              <w:t xml:space="preserve">FECHA EJECUCIÓN</w:t>
+            </w:r>
+          </w:p>
+        </w:tc>
+        <w:tc>
+          <w:tcPr>
+            <w:tcW w:type="dxa" w:w="6750"/>
+          </w:tcPr>
+          <w:p>
+            <w:r>
+              <w:t xml:space="preserve">2026-09-17</w:t>
+            </w:r>
+          </w:p>
+        </w:tc>
+      </w:tr>
+      <w:tr>
+        <w:tc>
+          <w:tcPr>
+            <w:tcW w:type="dxa" w:w="2600"/>
+            <w:shd w:fill="F2F2F2" w:val="clear"/>
+          </w:tcPr>
+          <w:p>
+            <w:r>
+              <w:rPr>
+                <w:b/>
+                <w:bCs/>
+              </w:rPr>
+              <w:t xml:space="preserve">CASO DE USO</w:t>
+            </w:r>
+          </w:p>
+        </w:tc>
+        <w:tc>
+          <w:tcPr>
+            <w:tcW w:type="dxa" w:w="6750"/>
+          </w:tcPr>
+          <w:p>
+            <w:r>
+              <w:t xml:space="preserve">Caso de Uso 2 (CU-15, CU-17)</w:t>
+            </w:r>
+          </w:p>
+        </w:tc>
+      </w:tr>
+      <w:tr>
+        <w:tc>
+          <w:tcPr>
+            <w:tcW w:type="dxa" w:w="2600"/>
+            <w:shd w:fill="F2F2F2" w:val="clear"/>
+          </w:tcPr>
+          <w:p>
+            <w:r>
+              <w:rPr>
+                <w:b/>
+                <w:bCs/>
+              </w:rPr>
+              <w:t xml:space="preserve">MÓDULO DEL SISTEMA</w:t>
+            </w:r>
+          </w:p>
+        </w:tc>
+        <w:tc>
+          <w:tcPr>
+            <w:tcW w:type="dxa" w:w="6750"/>
+          </w:tcPr>
+          <w:p>
+            <w:r>
+              <w:t xml:space="preserve">1.5 Pago</w:t>
+            </w:r>
+          </w:p>
+        </w:tc>
+      </w:tr>
+      <w:tr>
+        <w:tc>
+          <w:tcPr>
+            <w:tcW w:type="dxa" w:w="2600"/>
+            <w:shd w:fill="F2F2F2" w:val="clear"/>
+          </w:tcPr>
+          <w:p>
+            <w:r>
+              <w:rPr>
+                <w:b/>
+                <w:bCs/>
+              </w:rPr>
+              <w:t xml:space="preserve">Descripción del caso de prueba</w:t>
+            </w:r>
+          </w:p>
+        </w:tc>
+        <w:tc>
+          <w:tcPr>
+            <w:tcW w:type="dxa" w:w="6750"/>
+          </w:tcPr>
+          <w:p>
+            <w:r>
+              <w:t xml:space="preserve">Prueba de integración, grupo 5 (final, bottom-up): Pedido + Pago, con Token y la pasarela (AdaptadorStripe) simulados con una autorización fija.</w:t>
+            </w:r>
+          </w:p>
+        </w:tc>
+      </w:tr>
+    </w:tbl>
+    <w:p>
+      <w:r>
+        <w:t xml:space="preserve"/>
+      </w:r>
+    </w:p>
+    <w:tbl>
+      <w:tblPr>
+        <w:tblW w:type="dxa" w:w="9350"/>
+        <w:tblBorders>
+          <w:top w:val="single" w:color="auto" w:sz="4"/>
+          <w:left w:val="single" w:color="auto" w:sz="4"/>
+          <w:bottom w:val="single" w:color="auto" w:sz="4"/>
+          <w:right w:val="single" w:color="auto" w:sz="4"/>
+          <w:insideH w:val="single" w:color="auto" w:sz="4"/>
+          <w:insideV w:val="single" w:color="auto" w:sz="4"/>
+        </w:tblBorders>
+      </w:tblPr>
+      <w:tblGrid>
+        <w:gridCol w:w="100"/>
+      </w:tblGrid>
+      <w:tr>
+        <w:tc>
+          <w:tcPr>
+            <w:shd w:fill="D9D9D9" w:val="clear"/>
+          </w:tcPr>
+          <w:p>
+            <w:r>
+              <w:rPr>
+                <w:b/>
+                <w:bCs/>
+              </w:rPr>
+              <w:t xml:space="preserve">1. CASO DE PRUEBA</w:t>
+            </w:r>
+          </w:p>
+        </w:tc>
+      </w:tr>
+    </w:tbl>
+    <w:p>
+      <w:r>
+        <w:rPr>
+          <w:b/>
+          <w:bCs/>
+        </w:rPr>
+        <w:t xml:space="preserve">a. Precondiciones</w:t>
+      </w:r>
+    </w:p>
+    <w:p>
+      <w:r>
+        <w:t xml:space="preserve">Pedido confirmado con reserva exitosa; AdaptadorStripe sustituido por useValue.</w:t>
+      </w:r>
+    </w:p>
+    <w:p>
+      <w:r>
+        <w:rPr>
+          <w:b/>
+          <w:bCs/>
+        </w:rPr>
+        <w:t xml:space="preserve">b. Pasos de la prueba</w:t>
+      </w:r>
+    </w:p>
+    <w:p>
+      <w:r>
+        <w:t xml:space="preserve">1. OrquestadorDePago.procesarPago(..., eventoSimulado="checkout.session.completed").</w:t>
+      </w:r>
+    </w:p>
+    <w:p>
+      <w:r>
+        <w:t xml:space="preserve"/>
+      </w:r>
+    </w:p>
+    <w:tbl>
+      <w:tblPr>
+        <w:tblW w:type="dxa" w:w="9350"/>
+        <w:tblBorders>
+          <w:top w:val="single" w:color="auto" w:sz="4"/>
+          <w:left w:val="single" w:color="auto" w:sz="4"/>
+          <w:bottom w:val="single" w:color="auto" w:sz="4"/>
+          <w:right w:val="single" w:color="auto" w:sz="4"/>
+          <w:insideH w:val="single" w:color="auto" w:sz="4"/>
+          <w:insideV w:val="single" w:color="auto" w:sz="4"/>
+        </w:tblBorders>
+      </w:tblPr>
+      <w:tblGrid>
+        <w:gridCol w:w="100"/>
+        <w:gridCol w:w="100"/>
+        <w:gridCol w:w="100"/>
+        <w:gridCol w:w="100"/>
+        <w:gridCol w:w="100"/>
+        <w:gridCol w:w="100"/>
+        <w:gridCol w:w="100"/>
+      </w:tblGrid>
+      <w:tr>
+        <w:trPr>
+          <w:tblHeader/>
+        </w:trPr>
+        <w:tc>
+          <w:tcPr>
+            <w:shd w:fill="D9D9D9" w:val="clear"/>
+          </w:tcPr>
+          <w:p>
+            <w:r>
+              <w:rPr>
+                <w:b/>
+                <w:bCs/>
+              </w:rPr>
+              <w:t xml:space="preserve">CAMPO</w:t>
+            </w:r>
+          </w:p>
+        </w:tc>
+        <w:tc>
+          <w:tcPr>
+            <w:shd w:fill="D9D9D9" w:val="clear"/>
+          </w:tcPr>
+          <w:p>
+            <w:r>
+              <w:rPr>
+                <w:b/>
+                <w:bCs/>
+              </w:rPr>
+              <w:t xml:space="preserve">VALOR</w:t>
+            </w:r>
+          </w:p>
+        </w:tc>
+        <w:tc>
+          <w:tcPr>
+            <w:shd w:fill="D9D9D9" w:val="clear"/>
+          </w:tcPr>
+          <w:p>
+            <w:r>
+              <w:rPr>
+                <w:b/>
+                <w:bCs/>
+              </w:rPr>
+              <w:t xml:space="preserve">TIPO ESCENARIO</w:t>
+            </w:r>
+          </w:p>
+        </w:tc>
+        <w:tc>
+          <w:tcPr>
+            <w:shd w:fill="D9D9D9" w:val="clear"/>
+          </w:tcPr>
+          <w:p>
+            <w:r>
+              <w:rPr>
+                <w:b/>
+                <w:bCs/>
+              </w:rPr>
+              <w:t xml:space="preserve">RESPUESTA ESPERADA DE LA APLICACIÓN</w:t>
+            </w:r>
+          </w:p>
+        </w:tc>
+        <w:tc>
+          <w:tcPr>
+            <w:shd w:fill="D9D9D9" w:val="clear"/>
+          </w:tcPr>
+          <w:p>
+            <w:r>
+              <w:rPr>
+                <w:b/>
+                <w:bCs/>
+              </w:rPr>
+              <w:t xml:space="preserve">COINCIDE</w:t>
+            </w:r>
+          </w:p>
+          <w:p>
+            <w:r>
+              <w:rPr>
+                <w:b/>
+                <w:bCs/>
+              </w:rPr>
+              <w:t xml:space="preserve">SI</w:t>
+            </w:r>
+          </w:p>
+        </w:tc>
+        <w:tc>
+          <w:tcPr>
+            <w:shd w:fill="D9D9D9" w:val="clear"/>
+          </w:tcPr>
+          <w:p>
+            <w:r>
+              <w:rPr>
+                <w:b/>
+                <w:bCs/>
+              </w:rPr>
+              <w:t xml:space="preserve">COINCIDE</w:t>
+            </w:r>
+          </w:p>
+          <w:p>
+            <w:r>
+              <w:rPr>
+                <w:b/>
+                <w:bCs/>
+              </w:rPr>
+              <w:t xml:space="preserve">NO</w:t>
+            </w:r>
+          </w:p>
+        </w:tc>
+        <w:tc>
+          <w:tcPr>
+            <w:shd w:fill="D9D9D9" w:val="clear"/>
+          </w:tcPr>
+          <w:p>
+            <w:r>
+              <w:rPr>
+                <w:b/>
+                <w:bCs/>
+              </w:rPr>
+              <w:t xml:space="preserve">RESPUESTA DEL SISTEMA</w:t>
+            </w:r>
+          </w:p>
+        </w:tc>
+      </w:tr>
+      <w:tr>
+        <w:tc>
+          <w:p>
+            <w:r>
+              <w:t xml:space="preserve">eventoSimulado.type</w:t>
+            </w:r>
+          </w:p>
+        </w:tc>
+        <w:tc>
+          <w:p>
+            <w:r>
+              <w:t xml:space="preserve">checkout.session.completed</w:t>
+            </w:r>
+          </w:p>
+        </w:tc>
+        <w:tc>
+          <w:p>
+            <w:r>
+              <w:t xml:space="preserve">Correcto</w:t>
+            </w:r>
+          </w:p>
+        </w:tc>
+        <w:tc>
+          <w:p>
+            <w:r>
+              <w:t xml:space="preserve">Pago CONFIRMED vinculado 1:1 con Token; Pedido.status = PAID</w:t>
+            </w:r>
+          </w:p>
+        </w:tc>
+        <w:tc>
+          <w:tcPr>
+            <w:vAlign w:val="center"/>
+          </w:tcPr>
+          <w:p>
+            <w:r>
+              <w:t xml:space="preserve">X</w:t>
+            </w:r>
+          </w:p>
+        </w:tc>
+        <w:tc>
+          <w:tcPr>
+            <w:vAlign w:val="center"/>
+          </w:tcPr>
+          <w:p>
+            <w:r>
+              <w:t xml:space="preserve"/>
+            </w:r>
+          </w:p>
+        </w:tc>
+        <w:tc>
+          <w:p>
+            <w:r>
+              <w:t xml:space="preserve">Payment.status = CONFIRMED, orderId único; Order.status = PAID</w:t>
+            </w:r>
+          </w:p>
+        </w:tc>
+      </w:tr>
+    </w:tbl>
+    <w:p>
+      <w:r>
+        <w:t xml:space="preserve"/>
+      </w:r>
+    </w:p>
+    <w:p>
+      <w:r>
+        <w:rPr>
+          <w:b/>
+          <w:bCs/>
+        </w:rPr>
+        <w:t xml:space="preserve">c. Post condiciones</w:t>
+      </w:r>
+    </w:p>
+    <w:p>
+      <w:r>
+        <w:t xml:space="preserve">Ningún manejador de prueba de los grupos 1 a 4 queda sin retirar en este grupo final (todas las clases reales, salvo AdaptadorStripe).</w:t>
+      </w:r>
+    </w:p>
+    <w:p>
+      <w:r>
+        <w:t xml:space="preserve"/>
+      </w:r>
+    </w:p>
+    <w:tbl>
+      <w:tblPr>
+        <w:tblW w:type="dxa" w:w="9350"/>
+        <w:tblBorders>
+          <w:top w:val="single" w:color="auto" w:sz="4"/>
+          <w:left w:val="single" w:color="auto" w:sz="4"/>
+          <w:bottom w:val="single" w:color="auto" w:sz="4"/>
+          <w:right w:val="single" w:color="auto" w:sz="4"/>
+          <w:insideH w:val="single" w:color="auto" w:sz="4"/>
+          <w:insideV w:val="single" w:color="auto" w:sz="4"/>
+        </w:tblBorders>
+      </w:tblPr>
+      <w:tblGrid>
+        <w:gridCol w:w="100"/>
+      </w:tblGrid>
+      <w:tr>
+        <w:tc>
+          <w:tcPr>
+            <w:shd w:fill="D9D9D9" w:val="clear"/>
+          </w:tcPr>
+          <w:p>
+            <w:r>
+              <w:rPr>
+                <w:b/>
+                <w:bCs/>
+              </w:rPr>
+              <w:t xml:space="preserve">2. RESULTADOS DE LA PRUEBA</w:t>
+            </w:r>
+          </w:p>
+        </w:tc>
+      </w:tr>
+    </w:tbl>
+    <w:tbl>
+      <w:tblPr>
+        <w:tblW w:type="dxa" w:w="9350"/>
+        <w:tblBorders>
+          <w:top w:val="single" w:color="auto" w:sz="4"/>
+          <w:left w:val="single" w:color="auto" w:sz="4"/>
+          <w:bottom w:val="single" w:color="auto" w:sz="4"/>
+          <w:right w:val="single" w:color="auto" w:sz="4"/>
+          <w:insideH w:val="single" w:color="auto" w:sz="4"/>
+          <w:insideV w:val="single" w:color="auto" w:sz="4"/>
+        </w:tblBorders>
+      </w:tblPr>
+      <w:tblGrid>
+        <w:gridCol w:w="100"/>
+        <w:gridCol w:w="100"/>
+      </w:tblGrid>
+      <w:tr>
+        <w:tc>
+          <w:tcPr>
+            <w:tcW w:type="dxa" w:w="4675"/>
+            <w:shd w:fill="F2F2F2" w:val="clear"/>
+          </w:tcPr>
+          <w:p>
+            <w:r>
+              <w:rPr>
+                <w:b/>
+                <w:bCs/>
+              </w:rPr>
+              <w:t xml:space="preserve">Defectos y desviaciones</w:t>
+            </w:r>
+          </w:p>
+        </w:tc>
+        <w:tc>
+          <w:tcPr>
+            <w:tcW w:type="dxa" w:w="4675"/>
+            <w:shd w:fill="F2F2F2" w:val="clear"/>
+          </w:tcPr>
+          <w:p>
+            <w:r>
+              <w:rPr>
+                <w:b/>
+                <w:bCs/>
+              </w:rPr>
+              <w:t xml:space="preserve">Veredicto</w:t>
+            </w:r>
+          </w:p>
+        </w:tc>
+      </w:tr>
+      <w:tr>
+        <w:tc>
+          <w:p>
+            <w:r>
+              <w:t xml:space="preserve">Ninguno.</w:t>
+            </w:r>
+          </w:p>
+        </w:tc>
+        <w:tc>
+          <w:p>
+            <w:r>
+              <w:t xml:space="preserve">☒ Paso</w:t>
+            </w:r>
+          </w:p>
+          <w:p>
+            <w:r>
+              <w:t xml:space="preserve">☐ Falló</w:t>
+            </w:r>
+          </w:p>
+        </w:tc>
+      </w:tr>
+      <w:tr>
+        <w:tc>
+          <w:tcPr>
+            <w:shd w:fill="F2F2F2" w:val="clear"/>
+          </w:tcPr>
+          <w:p>
+            <w:r>
+              <w:rPr>
+                <w:b/>
+                <w:bCs/>
+              </w:rPr>
+              <w:t xml:space="preserve">Observaciones</w:t>
+            </w:r>
+          </w:p>
+        </w:tc>
+        <w:tc>
+          <w:tcPr>
+            <w:shd w:fill="F2F2F2" w:val="clear"/>
+          </w:tcPr>
+          <w:p>
+            <w:r>
+              <w:rPr>
+                <w:b/>
+                <w:bCs/>
+              </w:rPr>
+              <w:t xml:space="preserve">Probador</w:t>
+            </w:r>
+          </w:p>
+        </w:tc>
+      </w:tr>
+      <w:tr>
+        <w:tc>
+          <w:p>
+            <w:r>
+              <w:t xml:space="preserve">backend/src/pago/dominio/orquestador-de-pago.spec.ts. Evidencia: Anexo A.</w:t>
+            </w:r>
+          </w:p>
+        </w:tc>
+        <w:tc>
+          <w:p>
+            <w:r>
+              <w:t xml:space="preserve">Firma: ______________________</w:t>
+            </w:r>
+          </w:p>
+          <w:p>
+            <w:r>
+              <w:t xml:space="preserve">Nombre: Duván Camilo Serrano Rojas</w:t>
+            </w:r>
+          </w:p>
+          <w:p>
+            <w:r>
+              <w:t xml:space="preserve">Fecha: 2026-09-17</w:t>
+            </w:r>
+          </w:p>
+        </w:tc>
+      </w:tr>
+    </w:tbl>
+    <w:p>
+      <w:r>
+        <w:br w:type="page"/>
+      </w:r>
+    </w:p>
+    <w:p>
+      <w:pPr>
+        <w:pStyle w:val="Heading1"/>
+      </w:pPr>
+      <w:r>
         <w:t xml:space="preserve">9.4 Pruebas del sistema (caja negra, end-to-end)</w:t>
+      </w:r>
+    </w:p>
+    <w:p>
+      <w:pPr>
+        <w:pStyle w:val="Heading1"/>
+      </w:pPr>
+      <w:r>
+        <w:t>CASO DE PRUEBA No. CU-04-01</w:t>
+      </w:r>
+    </w:p>
+    <w:tbl>
+      <w:tblPr>
+        <w:tblW w:type="dxa" w:w="9350"/>
+        <w:tblBorders>
+          <w:top w:val="single" w:color="auto" w:sz="4"/>
+          <w:left w:val="single" w:color="auto" w:sz="4"/>
+          <w:bottom w:val="single" w:color="auto" w:sz="4"/>
+          <w:right w:val="single" w:color="auto" w:sz="4"/>
+          <w:insideH w:val="single" w:color="auto" w:sz="4"/>
+          <w:insideV w:val="single" w:color="auto" w:sz="4"/>
+        </w:tblBorders>
+      </w:tblPr>
+      <w:tblGrid>
+        <w:gridCol w:w="100"/>
+      </w:tblGrid>
+      <w:tr>
+        <w:tc>
+          <w:tcPr>
+            <w:shd w:fill="D9D9D9" w:val="clear"/>
+          </w:tcPr>
+          <w:p>
+            <w:r>
+              <w:rPr>
+                <w:b/>
+                <w:bCs/>
+              </w:rPr>
+              <w:t xml:space="preserve">INFORMACIÓN GLOBAL DEL CASO DE PRUEBA</w:t>
+            </w:r>
+          </w:p>
+        </w:tc>
+      </w:tr>
+    </w:tbl>
+    <w:tbl>
+      <w:tblPr>
+        <w:tblW w:type="dxa" w:w="9350"/>
+        <w:tblBorders>
+          <w:top w:val="single" w:color="auto" w:sz="4"/>
+          <w:left w:val="single" w:color="auto" w:sz="4"/>
+          <w:bottom w:val="single" w:color="auto" w:sz="4"/>
+          <w:right w:val="single" w:color="auto" w:sz="4"/>
+          <w:insideH w:val="single" w:color="auto" w:sz="4"/>
+          <w:insideV w:val="single" w:color="auto" w:sz="4"/>
+        </w:tblBorders>
+      </w:tblPr>
+      <w:tblGrid>
+        <w:gridCol w:w="100"/>
+        <w:gridCol w:w="100"/>
+      </w:tblGrid>
+      <w:tr>
+        <w:tc>
+          <w:tcPr>
+            <w:tcW w:type="dxa" w:w="2600"/>
+            <w:shd w:fill="F2F2F2" w:val="clear"/>
+          </w:tcPr>
+          <w:p>
+            <w:r>
+              <w:rPr>
+                <w:b/>
+                <w:bCs/>
+              </w:rPr>
+              <w:t xml:space="preserve">CASO DE PRUEBA No.</w:t>
+            </w:r>
+          </w:p>
+        </w:tc>
+        <w:tc>
+          <w:tcPr>
+            <w:tcW w:type="dxa" w:w="6750"/>
+          </w:tcPr>
+          <w:p>
+            <w:r>
+              <w:t>CU-04-01</w:t>
+            </w:r>
+          </w:p>
+        </w:tc>
+      </w:tr>
+      <w:tr>
+        <w:tc>
+          <w:tcPr>
+            <w:tcW w:type="dxa" w:w="2600"/>
+            <w:shd w:fill="F2F2F2" w:val="clear"/>
+          </w:tcPr>
+          <w:p>
+            <w:r>
+              <w:rPr>
+                <w:b/>
+                <w:bCs/>
+              </w:rPr>
+              <w:t xml:space="preserve">VERSIÓN DE EJECUCIÓN</w:t>
+            </w:r>
+          </w:p>
+        </w:tc>
+        <w:tc>
+          <w:tcPr>
+            <w:tcW w:type="dxa" w:w="6750"/>
+          </w:tcPr>
+          <w:p>
+            <w:r>
+              <w:t xml:space="preserve">1</w:t>
+            </w:r>
+          </w:p>
+        </w:tc>
+      </w:tr>
+      <w:tr>
+        <w:tc>
+          <w:tcPr>
+            <w:tcW w:type="dxa" w:w="2600"/>
+            <w:shd w:fill="F2F2F2" w:val="clear"/>
+          </w:tcPr>
+          <w:p>
+            <w:r>
+              <w:rPr>
+                <w:b/>
+                <w:bCs/>
+              </w:rPr>
+              <w:t xml:space="preserve">FECHA EJECUCIÓN</w:t>
+            </w:r>
+          </w:p>
+        </w:tc>
+        <w:tc>
+          <w:tcPr>
+            <w:tcW w:type="dxa" w:w="6750"/>
+          </w:tcPr>
+          <w:p>
+            <w:r>
+              <w:t>2026-09-22</w:t>
+            </w:r>
+          </w:p>
+        </w:tc>
+      </w:tr>
+      <w:tr>
+        <w:tc>
+          <w:tcPr>
+            <w:tcW w:type="dxa" w:w="2600"/>
+            <w:shd w:fill="F2F2F2" w:val="clear"/>
+          </w:tcPr>
+          <w:p>
+            <w:r>
+              <w:rPr>
+                <w:b/>
+                <w:bCs/>
+              </w:rPr>
+              <w:t xml:space="preserve">CASO DE USO</w:t>
+            </w:r>
+          </w:p>
+        </w:tc>
+        <w:tc>
+          <w:tcPr>
+            <w:tcW w:type="dxa" w:w="6750"/>
+          </w:tcPr>
+          <w:p>
+            <w:r>
+              <w:t>Caso de Uso 1 — CU-04 Registro de cuenta, integrado con CU-05 Administración del consentimiento</w:t>
+            </w:r>
+          </w:p>
+        </w:tc>
+      </w:tr>
+      <w:tr>
+        <w:tc>
+          <w:tcPr>
+            <w:tcW w:type="dxa" w:w="2600"/>
+            <w:shd w:fill="F2F2F2" w:val="clear"/>
+          </w:tcPr>
+          <w:p>
+            <w:r>
+              <w:rPr>
+                <w:b/>
+                <w:bCs/>
+              </w:rPr>
+              <w:t xml:space="preserve">MÓDULO DEL SISTEMA</w:t>
+            </w:r>
+          </w:p>
+        </w:tc>
+        <w:tc>
+          <w:tcPr>
+            <w:tcW w:type="dxa" w:w="6750"/>
+          </w:tcPr>
+          <w:p>
+            <w:r>
+              <w:t>1.2 Cuenta Digital</w:t>
+            </w:r>
+          </w:p>
+        </w:tc>
+      </w:tr>
+      <w:tr>
+        <w:tc>
+          <w:tcPr>
+            <w:tcW w:type="dxa" w:w="2600"/>
+            <w:shd w:fill="F2F2F2" w:val="clear"/>
+          </w:tcPr>
+          <w:p>
+            <w:r>
+              <w:rPr>
+                <w:b/>
+                <w:bCs/>
+              </w:rPr>
+              <w:t xml:space="preserve">Descripción del caso de prueba</w:t>
+            </w:r>
+          </w:p>
+        </w:tc>
+        <w:tc>
+          <w:tcPr>
+            <w:tcW w:type="dxa" w:w="6750"/>
+          </w:tcPr>
+          <w:p>
+            <w:r>
+              <w:t>Camino de éxito, caja negra, end-to-end: un Cliente digital se registra y activa su consentimiento sobre la política de datos personales -&gt; Cuenta activa, Consentimiento = Activo. Sin pasarela de pago de por medio.</w:t>
+            </w:r>
+          </w:p>
+        </w:tc>
+      </w:tr>
+    </w:tbl>
+    <w:p>
+      <w:r>
+        <w:t xml:space="preserve"/>
+      </w:r>
+    </w:p>
+    <w:tbl>
+      <w:tblPr>
+        <w:tblW w:type="dxa" w:w="9350"/>
+        <w:tblBorders>
+          <w:top w:val="single" w:color="auto" w:sz="4"/>
+          <w:left w:val="single" w:color="auto" w:sz="4"/>
+          <w:bottom w:val="single" w:color="auto" w:sz="4"/>
+          <w:right w:val="single" w:color="auto" w:sz="4"/>
+          <w:insideH w:val="single" w:color="auto" w:sz="4"/>
+          <w:insideV w:val="single" w:color="auto" w:sz="4"/>
+        </w:tblBorders>
+      </w:tblPr>
+      <w:tblGrid>
+        <w:gridCol w:w="100"/>
+      </w:tblGrid>
+      <w:tr>
+        <w:tc>
+          <w:tcPr>
+            <w:shd w:fill="D9D9D9" w:val="clear"/>
+          </w:tcPr>
+          <w:p>
+            <w:r>
+              <w:rPr>
+                <w:b/>
+                <w:bCs/>
+              </w:rPr>
+              <w:t xml:space="preserve">1. CASO DE PRUEBA</w:t>
+            </w:r>
+          </w:p>
+        </w:tc>
+      </w:tr>
+    </w:tbl>
+    <w:p>
+      <w:r>
+        <w:rPr>
+          <w:b/>
+          <w:bCs/>
+        </w:rPr>
+        <w:t xml:space="preserve">a. Precondiciones</w:t>
+      </w:r>
+    </w:p>
+    <w:p>
+      <w:r>
+        <w:t>Ninguna — documento, correo y contraseña nuevos, generados con un sufijo único por corrida; sin cuenta previa.</w:t>
+      </w:r>
+    </w:p>
+    <w:p>
+      <w:r>
+        <w:rPr>
+          <w:b/>
+          <w:bCs/>
+        </w:rPr>
+        <w:t xml:space="preserve">b. Pasos de la prueba</w:t>
+      </w:r>
+    </w:p>
+    <w:p>
+      <w:r>
+        <w:t>1. El cliente completa el formulario de registro en /registro (P-4: nombre, documento, correo, contraseña) y confirma "Crear cuenta" -&gt; el sistema crea Cliente/Cuenta y un Consentimiento en estado Pendiente (CU-04).</w:t>
+      </w:r>
+    </w:p>
+    <w:p>
+      <w:r>
+        <w:t>2. El sistema redirige a /privacidad (P-5); el interruptor de consentimiento aparece apagado (aria-pressed="false"), sin la insignia "Consentimiento activo".</w:t>
+      </w:r>
+    </w:p>
+    <w:p>
+      <w:r>
+        <w:t>3. El cliente activa el interruptor, sin identificador de lealtad -&gt; el sistema otorga el consentimiento (CU-05, un solo clic, canon sección 10: activar en &lt;= 2 interacciones).</w:t>
+      </w:r>
+    </w:p>
+    <w:p>
+      <w:r>
+        <w:t xml:space="preserve"/>
+      </w:r>
+    </w:p>
+    <w:tbl>
+      <w:tblPr>
+        <w:tblW w:type="dxa" w:w="9350"/>
+        <w:tblBorders>
+          <w:top w:val="single" w:color="auto" w:sz="4"/>
+          <w:left w:val="single" w:color="auto" w:sz="4"/>
+          <w:bottom w:val="single" w:color="auto" w:sz="4"/>
+          <w:right w:val="single" w:color="auto" w:sz="4"/>
+          <w:insideH w:val="single" w:color="auto" w:sz="4"/>
+          <w:insideV w:val="single" w:color="auto" w:sz="4"/>
+        </w:tblBorders>
+      </w:tblPr>
+      <w:tblGrid>
+        <w:gridCol w:w="100"/>
+        <w:gridCol w:w="100"/>
+        <w:gridCol w:w="100"/>
+        <w:gridCol w:w="100"/>
+        <w:gridCol w:w="100"/>
+      </w:tblGrid>
+      <w:tr>
+        <w:trPr>
+          <w:tblHeader/>
+        </w:trPr>
+        <w:tc>
+          <w:tcPr>
+            <w:shd w:fill="D9D9D9" w:val="clear"/>
+          </w:tcPr>
+          <w:p>
+            <w:r>
+              <w:rPr>
+                <w:b/>
+                <w:bCs/>
+              </w:rPr>
+              <w:t xml:space="preserve">CAMPO</w:t>
+            </w:r>
+          </w:p>
+        </w:tc>
+        <w:tc>
+          <w:tcPr>
+            <w:shd w:fill="D9D9D9" w:val="clear"/>
+          </w:tcPr>
+          <w:p>
+            <w:r>
+              <w:rPr>
+                <w:b/>
+                <w:bCs/>
+              </w:rPr>
+              <w:t xml:space="preserve">VALOR</w:t>
+            </w:r>
+          </w:p>
+        </w:tc>
+        <w:tc>
+          <w:tcPr>
+            <w:shd w:fill="D9D9D9" w:val="clear"/>
+          </w:tcPr>
+          <w:p>
+            <w:r>
+              <w:rPr>
+                <w:b/>
+                <w:bCs/>
+              </w:rPr>
+              <w:t xml:space="preserve">TIPO ESCENARIO</w:t>
+            </w:r>
+          </w:p>
+        </w:tc>
+        <w:tc>
+          <w:tcPr>
+            <w:shd w:fill="D9D9D9" w:val="clear"/>
+          </w:tcPr>
+          <w:p>
+            <w:r>
+              <w:rPr>
+                <w:b/>
+                <w:bCs/>
+              </w:rPr>
+              <w:t xml:space="preserve">RESPUESTA ESPERADA DE LA APLICACIÓN</w:t>
+            </w:r>
+          </w:p>
+        </w:tc>
+        <w:tc>
+          <w:tcPr>
+            <w:shd w:fill="D9D9D9" w:val="clear"/>
+          </w:tcPr>
+          <w:p>
+            <w:r>
+              <w:rPr>
+                <w:b/>
+                <w:bCs/>
+              </w:rPr>
+              <w:t xml:space="preserve">RESPUESTA DEL SISTEMA</w:t>
+            </w:r>
+          </w:p>
+        </w:tc>
+      </w:tr>
+      <w:tr>
+        <w:tc>
+          <w:p>
+            <w:r>
+              <w:t>Formulario de registro (/registro)</w:t>
+            </w:r>
+          </w:p>
+        </w:tc>
+        <w:tc>
+          <w:p>
+            <w:r>
+              <w:t>documento, nombre, correo y contraseña nuevos</w:t>
+            </w:r>
+          </w:p>
+        </w:tc>
+        <w:tc>
+          <w:p>
+            <w:r>
+              <w:t>Correcto</w:t>
+            </w:r>
+          </w:p>
+        </w:tc>
+        <w:tc>
+          <w:p>
+            <w:r>
+              <w:t>Se crea Cliente/Cuenta y un Consentimiento en estado Pendiente (CU-04)</w:t>
+            </w:r>
+          </w:p>
+        </w:tc>
+        <w:tc>
+          <w:p>
+            <w:r>
+              <w:t>Redirección a /privacidad; interruptor apagado (aria-pressed=false)</w:t>
+            </w:r>
+          </w:p>
+        </w:tc>
+      </w:tr>
+      <w:tr>
+        <w:tc>
+          <w:p>
+            <w:r>
+              <w:t>Interruptor de consentimiento (/privacidad)</w:t>
+            </w:r>
+          </w:p>
+        </w:tc>
+        <w:tc>
+          <w:p>
+            <w:r>
+              <w:t>clic para activar, sin identificador de lealtad</w:t>
+            </w:r>
+          </w:p>
+        </w:tc>
+        <w:tc>
+          <w:p>
+            <w:r>
+              <w:t>Correcto</w:t>
+            </w:r>
+          </w:p>
+        </w:tc>
+        <w:tc>
+          <w:p>
+            <w:r>
+              <w:t>Consentimiento pasa a Activo (CU-05, &lt;= 2 interacciones)</w:t>
+            </w:r>
+          </w:p>
+        </w:tc>
+        <w:tc>
+          <w:p>
+            <w:r>
+              <w:t>Insignia "Consentimiento activo" visible; aria-pressed=true</w:t>
+            </w:r>
+          </w:p>
+        </w:tc>
+      </w:tr>
+      <w:tr>
+        <w:tc>
+          <w:p>
+            <w:r>
+              <w:t>GET /cuenta/consentimiento (verificación caja negra)</w:t>
+            </w:r>
+          </w:p>
+        </w:tc>
+        <w:tc>
+          <w:p>
+            <w:r>
+              <w:t>—</w:t>
+            </w:r>
+          </w:p>
+        </w:tc>
+        <w:tc>
+          <w:p>
+            <w:r>
+              <w:t>Correcto</w:t>
+            </w:r>
+          </w:p>
+        </w:tc>
+        <w:tc>
+          <w:p>
+            <w:r>
+              <w:t>active = true</w:t>
+            </w:r>
+          </w:p>
+        </w:tc>
+        <w:tc>
+          <w:p>
+            <w:r>
+              <w:t>Respuesta real de la API: active: true</w:t>
+            </w:r>
+          </w:p>
+        </w:tc>
+      </w:tr>
+    </w:tbl>
+    <w:p>
+      <w:r>
+        <w:t xml:space="preserve"/>
+      </w:r>
+    </w:p>
+    <w:p>
+      <w:r>
+        <w:rPr>
+          <w:b/>
+          <w:bCs/>
+        </w:rPr>
+        <w:t xml:space="preserve">c. Post condiciones</w:t>
+      </w:r>
+    </w:p>
+    <w:p>
+      <w:r>
+        <w:t>La cuenta queda activa y el consentimiento en estado Activo, verificable tanto en la UI (P-5) como en la API pública.</w:t>
+      </w:r>
+    </w:p>
+    <w:p>
+      <w:r>
+        <w:t xml:space="preserve"/>
+      </w:r>
+    </w:p>
+    <w:tbl>
+      <w:tblPr>
+        <w:tblW w:type="dxa" w:w="9350"/>
+        <w:tblBorders>
+          <w:top w:val="single" w:color="auto" w:sz="4"/>
+          <w:left w:val="single" w:color="auto" w:sz="4"/>
+          <w:bottom w:val="single" w:color="auto" w:sz="4"/>
+          <w:right w:val="single" w:color="auto" w:sz="4"/>
+          <w:insideH w:val="single" w:color="auto" w:sz="4"/>
+          <w:insideV w:val="single" w:color="auto" w:sz="4"/>
+        </w:tblBorders>
+      </w:tblPr>
+      <w:tblGrid>
+        <w:gridCol w:w="100"/>
+      </w:tblGrid>
+      <w:tr>
+        <w:tc>
+          <w:tcPr>
+            <w:shd w:fill="D9D9D9" w:val="clear"/>
+          </w:tcPr>
+          <w:p>
+            <w:r>
+              <w:rPr>
+                <w:b/>
+                <w:bCs/>
+              </w:rPr>
+              <w:t xml:space="preserve">2. RESULTADOS DE LA PRUEBA</w:t>
+            </w:r>
+          </w:p>
+        </w:tc>
+      </w:tr>
+    </w:tbl>
+    <w:tbl>
+      <w:tblPr>
+        <w:tblW w:type="dxa" w:w="9350"/>
+        <w:tblBorders>
+          <w:top w:val="single" w:color="auto" w:sz="4"/>
+          <w:left w:val="single" w:color="auto" w:sz="4"/>
+          <w:bottom w:val="single" w:color="auto" w:sz="4"/>
+          <w:right w:val="single" w:color="auto" w:sz="4"/>
+          <w:insideH w:val="single" w:color="auto" w:sz="4"/>
+          <w:insideV w:val="single" w:color="auto" w:sz="4"/>
+        </w:tblBorders>
+      </w:tblPr>
+      <w:tblGrid>
+        <w:gridCol w:w="100"/>
+        <w:gridCol w:w="100"/>
+      </w:tblGrid>
+      <w:tr>
+        <w:tc>
+          <w:tcPr>
+            <w:tcW w:type="dxa" w:w="4675"/>
+            <w:shd w:fill="F2F2F2" w:val="clear"/>
+          </w:tcPr>
+          <w:p>
+            <w:r>
+              <w:rPr>
+                <w:b/>
+                <w:bCs/>
+              </w:rPr>
+              <w:t xml:space="preserve">Defectos y desviaciones</w:t>
+            </w:r>
+          </w:p>
+        </w:tc>
+        <w:tc>
+          <w:tcPr>
+            <w:tcW w:type="dxa" w:w="4675"/>
+            <w:shd w:fill="F2F2F2" w:val="clear"/>
+          </w:tcPr>
+          <w:p>
+            <w:r>
+              <w:rPr>
+                <w:b/>
+                <w:bCs/>
+              </w:rPr>
+              <w:t xml:space="preserve">Veredicto</w:t>
+            </w:r>
+          </w:p>
+        </w:tc>
+      </w:tr>
+      <w:tr>
+        <w:tc>
+          <w:p>
+            <w:r>
+              <w:t>Ninguno.</w:t>
+            </w:r>
+          </w:p>
+        </w:tc>
+        <w:tc>
+          <w:p>
+            <w:r>
+              <w:t xml:space="preserve">☒ Paso</w:t>
+            </w:r>
+          </w:p>
+          <w:p>
+            <w:r>
+              <w:t xml:space="preserve">☐ Falló</w:t>
+            </w:r>
+          </w:p>
+        </w:tc>
+      </w:tr>
+      <w:tr>
+        <w:tc>
+          <w:tcPr>
+            <w:shd w:fill="F2F2F2" w:val="clear"/>
+          </w:tcPr>
+          <w:p>
+            <w:r>
+              <w:rPr>
+                <w:b/>
+                <w:bCs/>
+              </w:rPr>
+              <w:t xml:space="preserve">Observaciones</w:t>
+            </w:r>
+          </w:p>
+        </w:tc>
+        <w:tc>
+          <w:tcPr>
+            <w:shd w:fill="F2F2F2" w:val="clear"/>
+          </w:tcPr>
+          <w:p>
+            <w:r>
+              <w:rPr>
+                <w:b/>
+                <w:bCs/>
+              </w:rPr>
+              <w:t xml:space="preserve">Probador</w:t>
+            </w:r>
+          </w:p>
+        </w:tc>
+      </w:tr>
+      <w:tr>
+        <w:tc>
+          <w:p>
+            <w:r>
+              <w:t>e2e/tests/cu-04-01-registro-consentimiento.spec.ts. Ejecutado contra el frontend y el backend reales (Postgres real), sin pasarela de pago de por medio. Cierra la brecha de que el Caso de Uso 1 no tenía ninguna prueba de sistema propia (CU-09-01/CU-09-02 son ambas del Caso de Uso 2). Evidencia: 3 capturas en evidencia/CU-04-01/ (Anexo B).</w:t>
+            </w:r>
+          </w:p>
+        </w:tc>
+        <w:tc>
+          <w:p>
+            <w:r>
+              <w:t xml:space="preserve">Firma: ______________________</w:t>
+            </w:r>
+          </w:p>
+          <w:p>
+            <w:r>
+              <w:t xml:space="preserve">Nombre: Duván Camilo Serrano Rojas</w:t>
+            </w:r>
+          </w:p>
+          <w:p>
+            <w:r>
+              <w:t>Fecha: 2026-09-22</w:t>
+            </w:r>
+          </w:p>
+        </w:tc>
+      </w:tr>
+    </w:tbl>
+    <w:p>
+      <w:r>
+        <w:t xml:space="preserve"/>
+      </w:r>
+    </w:p>
+    <w:p>
+      <w:r>
+        <w:rPr>
+          <w:b/>
+          <w:bCs/>
+          <w:i/>
+          <w:iCs/>
+        </w:rPr>
+        <w:t xml:space="preserve">Evidencia de ejecución (capturas reales, en orden):</w:t>
+      </w:r>
+    </w:p>
+    <w:p>
+      <w:r>
+        <w:rPr>
+          <w:i/>
+          <w:iCs/>
+        </w:rPr>
+        <w:t>Paso 1 — Formulario de registro completado</w:t>
+      </w:r>
+    </w:p>
+    <w:p>
+      <w:pPr>
+        <w:spacing w:after="200"/>
+      </w:pPr>
+      <w:r>
+        <w:drawing>
+          <wp:inline xmlns:a="http://schemas.openxmlformats.org/drawingml/2006/main" xmlns:pic="http://schemas.openxmlformats.org/drawingml/2006/picture">
+            <wp:extent cx="5943600" cy="3343275"/>
+            <wp:docPr id="2" name="Picture 2"/>
+            <wp:cNvGraphicFramePr>
+              <a:graphicFrameLocks noChangeAspect="1"/>
+            </wp:cNvGraphicFramePr>
+            <a:graphic>
+              <a:graphicData uri="http://schemas.openxmlformats.org/drawingml/2006/picture">
+                <pic:pic>
+                  <pic:nvPicPr>
+                    <pic:cNvPr id="0" name="paso-1-registro.png"/>
+                    <pic:cNvPicPr/>
+                  </pic:nvPicPr>
+                  <pic:blipFill>
+                    <a:blip r:embed="rId17"/>
+                    <a:stretch>
+                      <a:fillRect/>
+                    </a:stretch>
+                  </pic:blipFill>
+                  <pic:spPr>
+                    <a:xfrm>
+                      <a:off x="0" y="0"/>
+                      <a:ext cx="5943600" cy="3343275"/>
+                    </a:xfrm>
+                    <a:prstGeom prst="rect"/>
+                  </pic:spPr>
+                </pic:pic>
+              </a:graphicData>
+            </a:graphic>
+          </wp:inline>
+        </w:drawing>
+      </w:r>
+    </w:p>
+    <w:p>
+      <w:r>
+        <w:rPr>
+          <w:i/>
+          <w:iCs/>
+        </w:rPr>
+        <w:t>Paso 2 — Privacidad: consentimiento pendiente</w:t>
+      </w:r>
+    </w:p>
+    <w:p>
+      <w:pPr>
+        <w:spacing w:after="200"/>
+      </w:pPr>
+      <w:r>
+        <w:drawing>
+          <wp:inline xmlns:a="http://schemas.openxmlformats.org/drawingml/2006/main" xmlns:pic="http://schemas.openxmlformats.org/drawingml/2006/picture">
+            <wp:extent cx="5943600" cy="3343275"/>
+            <wp:docPr id="3" name="Picture 3"/>
+            <wp:cNvGraphicFramePr>
+              <a:graphicFrameLocks noChangeAspect="1"/>
+            </wp:cNvGraphicFramePr>
+            <a:graphic>
+              <a:graphicData uri="http://schemas.openxmlformats.org/drawingml/2006/picture">
+                <pic:pic>
+                  <pic:nvPicPr>
+                    <pic:cNvPr id="0" name="paso-2-privacidad-pendiente.png"/>
+                    <pic:cNvPicPr/>
+                  </pic:nvPicPr>
+                  <pic:blipFill>
+                    <a:blip r:embed="rId18"/>
+                    <a:stretch>
+                      <a:fillRect/>
+                    </a:stretch>
+                  </pic:blipFill>
+                  <pic:spPr>
+                    <a:xfrm>
+                      <a:off x="0" y="0"/>
+                      <a:ext cx="5943600" cy="3343275"/>
+                    </a:xfrm>
+                    <a:prstGeom prst="rect"/>
+                  </pic:spPr>
+                </pic:pic>
+              </a:graphicData>
+            </a:graphic>
+          </wp:inline>
+        </w:drawing>
+      </w:r>
+    </w:p>
+    <w:p>
+      <w:r>
+        <w:rPr>
+          <w:i/>
+          <w:iCs/>
+        </w:rPr>
+        <w:t>Paso 3 — Consentimiento activado</w:t>
+      </w:r>
+    </w:p>
+    <w:p>
+      <w:pPr>
+        <w:spacing w:after="200"/>
+      </w:pPr>
+      <w:r>
+        <w:drawing>
+          <wp:inline xmlns:a="http://schemas.openxmlformats.org/drawingml/2006/main" xmlns:pic="http://schemas.openxmlformats.org/drawingml/2006/picture">
+            <wp:extent cx="5943600" cy="3343275"/>
+            <wp:docPr id="4" name="Picture 4"/>
+            <wp:cNvGraphicFramePr>
+              <a:graphicFrameLocks noChangeAspect="1"/>
+            </wp:cNvGraphicFramePr>
+            <a:graphic>
+              <a:graphicData uri="http://schemas.openxmlformats.org/drawingml/2006/picture">
+                <pic:pic>
+                  <pic:nvPicPr>
+                    <pic:cNvPr id="0" name="paso-3-consentimiento-activo.png"/>
+                    <pic:cNvPicPr/>
+                  </pic:nvPicPr>
+                  <pic:blipFill>
+                    <a:blip r:embed="rId19"/>
+                    <a:stretch>
+                      <a:fillRect/>
+                    </a:stretch>
+                  </pic:blipFill>
+                  <pic:spPr>
+                    <a:xfrm>
+                      <a:off x="0" y="0"/>
+                      <a:ext cx="5943600" cy="3343275"/>
+                    </a:xfrm>
+                    <a:prstGeom prst="rect"/>
+                  </pic:spPr>
+                </pic:pic>
+              </a:graphicData>
+            </a:graphic>
+          </wp:inline>
+        </w:drawing>
+      </w:r>
+    </w:p>
+    <w:p>
+      <w:r>
+        <w:br w:type="page"/>
       </w:r>
     </w:p>
     <w:p>
@@ -18983,6 +20509,36 @@
         <w:tc>
           <w:p>
             <w:r>
+              <w:t>PR-10</w:t>
+            </w:r>
+          </w:p>
+        </w:tc>
+        <w:tc>
+          <w:p>
+            <w:r>
+              <w:t>Paso</w:t>
+            </w:r>
+          </w:p>
+        </w:tc>
+        <w:tc>
+          <w:p>
+            <w:r>
+              <w:t>backend/src/pago/pago.service.spec.ts</w:t>
+            </w:r>
+          </w:p>
+        </w:tc>
+        <w:tc>
+          <w:p>
+            <w:r>
+              <w:t>claude/admiring-pascal-hgg7i9</w:t>
+            </w:r>
+          </w:p>
+        </w:tc>
+      </w:tr>
+      <w:tr>
+        <w:tc>
+          <w:p>
+            <w:r>
               <w:t xml:space="preserve">PE-01</w:t>
             </w:r>
           </w:p>
@@ -19433,6 +20989,36 @@
         <w:tc>
           <w:p>
             <w:r>
+              <w:t>CU-04-01</w:t>
+            </w:r>
+          </w:p>
+        </w:tc>
+        <w:tc>
+          <w:p>
+            <w:r>
+              <w:t>Paso</w:t>
+            </w:r>
+          </w:p>
+        </w:tc>
+        <w:tc>
+          <w:p>
+            <w:r>
+              <w:t>e2e/tests/cu-04-01-registro-consentimiento.spec.ts</w:t>
+            </w:r>
+          </w:p>
+        </w:tc>
+        <w:tc>
+          <w:p>
+            <w:r>
+              <w:t>claude/admiring-pascal-hgg7i9</w:t>
+            </w:r>
+          </w:p>
+        </w:tc>
+      </w:tr>
+      <w:tr>
+        <w:tc>
+          <w:p>
+            <w:r>
               <w:t xml:space="preserve">CU-09-01</w:t>
             </w:r>
           </w:p>
@@ -19497,7 +21083,7 @@
     </w:p>
     <w:p>
       <w:r>
-        <w:t xml:space="preserve">26 de 26 casos pasaron, todos en su primera ejecución real. El backend completo (50 pruebas Jest en 12 archivos, que incluyen los 24 casos de unidad/integración más las pruebas ya existentes de sprints anteriores) también pasa sin regresiones.</w:t>
+        <w:t>28 de 28 casos pasaron, todos en su primera ejecución real. El backend completo (50 pruebas Jest en 12 archivos, que incluyen los 25 casos de unidad/integración más las pruebas ya existentes de sprints anteriores) también pasa sin regresiones — reconfirmado el 2026-09-22.</w:t>
       </w:r>
     </w:p>
     <w:p>
@@ -19515,7 +21101,7 @@
     </w:p>
     <w:p>
       <w:r>
-        <w:t xml:space="preserve">Salida real de `npx jest --runInBand --verbose` (backend), renderizada con el estilo de una terminal y capturada con Playwright. Lista los 50 tests con su ID y el check al lado (24 corresponden a los casos PR/PE/PI de este documento).</w:t>
+        <w:t>Salida real de `npx jest --runInBand --verbose` (backend), renderizada con el estilo de una terminal y capturada con Playwright. Lista los 50 tests con su ID y el check al lado (25 corresponden a los casos PR/PE/PI de este documento).</w:t>
       </w:r>
     </w:p>
     <w:p>
@@ -19578,7 +21164,7 @@
     </w:p>
     <w:p>
       <w:r>
-        <w:t xml:space="preserve">Las capturas de CU-09-01 y CU-09-02 ya quedaron embebidas dentro de cada caso, en la sección 9.4.</w:t>
+        <w:t>Las capturas de CU-04-01, CU-09-01 y CU-09-02 ya quedaron embebidas dentro de cada caso, en la sección 9.4.</w:t>
       </w:r>
     </w:p>
     <w:sectPr>
